--- a/00-首页/题组Word/专项卷/二分册/专项卷IV-学生版.docx
+++ b/00-首页/题组Word/专项卷/二分册/专项卷IV-学生版.docx
@@ -290,20 +290,33 @@
         <w:rPr>
           <w:rFonts w:ascii="Times New Roman" w:hAnsi="Times New Roman" w:eastAsia="Times New Roman" w:cs="Times New Roman"/>
         </w:rPr>
-        <w:t xml:space="preserve"> Ba、Ca、Mg、SiO</w:t>
-      </w:r>
-      <w:r>
-        <w:rPr>
-          <w:rFonts w:ascii="Times New Roman" w:hAnsi="Times New Roman" w:eastAsia="Times New Roman" w:cs="Times New Roman"/>
-          <w:vertAlign w:val="subscript"/>
-        </w:rPr>
-        <w:t>2</w:t>
-      </w:r>
-      <w:r>
-        <w:rPr>
-          <w:rFonts w:ascii="Times New Roman" w:hAnsi="Times New Roman" w:eastAsia="Times New Roman" w:cs="Times New Roman"/>
-        </w:rPr>
-        <w:t>、</w:t>
+        <w:t xml:space="preserve"> Ba、Ca、Mg、</w:t>
+      </w:r>
+      <m:oMath>
+        <m:r>
+          <m:t>S</m:t>
+        </m:r>
+        <m:r>
+          <m:t>i</m:t>
+        </m:r>
+        <m:sSub>
+          <m:e>
+            <m:r>
+              <m:t>O</m:t>
+            </m:r>
+          </m:e>
+          <m:sub>
+            <m:r>
+              <m:t>2</m:t>
+            </m:r>
+          </m:sub>
+        </m:sSub>
+      </m:oMath>
+      <w:r>
+        <w:rPr>
+          <w:rFonts w:ascii="Times New Roman" w:hAnsi="Times New Roman" w:eastAsia="Times New Roman" w:cs="Times New Roman"/>
+        </w:rPr>
+        <w:t xml:space="preserve">、</w:t>
       </w:r>
       <m:oMath>
         <m:r>
@@ -435,15 +448,31 @@
         <w:rPr>
           <w:rFonts w:ascii="Times New Roman" w:hAnsi="Times New Roman" w:eastAsia="Times New Roman" w:cs="Times New Roman"/>
         </w:rPr>
-        <w:t xml:space="preserve"> SrCO</w:t>
-      </w:r>
-      <w:r>
-        <w:rPr>
-          <w:rFonts w:ascii="Times New Roman" w:hAnsi="Times New Roman" w:eastAsia="Times New Roman" w:cs="Times New Roman"/>
-          <w:vertAlign w:val="subscript"/>
-        </w:rPr>
-        <w:t>3</w:t>
-      </w:r>
+        <w:t xml:space="preserve"> </w:t>
+      </w:r>
+      <m:oMath>
+        <m:r>
+          <m:t>S</m:t>
+        </m:r>
+        <m:r>
+          <m:t>r</m:t>
+        </m:r>
+        <m:r>
+          <m:t>C</m:t>
+        </m:r>
+        <m:sSub>
+          <m:e>
+            <m:r>
+              <m:t>O</m:t>
+            </m:r>
+          </m:e>
+          <m:sub>
+            <m:r>
+              <m:t>3</m:t>
+            </m:r>
+          </m:sub>
+        </m:sSub>
+      </m:oMath>
       <w:r>
         <w:rPr>
           <w:rFonts w:ascii="Times New Roman" w:hAnsi="Times New Roman" w:eastAsia="Times New Roman" w:cs="Times New Roman"/>
@@ -650,15 +679,31 @@
         <w:rPr>
           <w:rFonts w:ascii="Times New Roman" w:hAnsi="Times New Roman" w:eastAsia="Times New Roman" w:cs="Times New Roman"/>
         </w:rPr>
-        <w:t xml:space="preserve"> SrCl</w:t>
-      </w:r>
-      <w:r>
-        <w:rPr>
-          <w:rFonts w:ascii="Times New Roman" w:hAnsi="Times New Roman" w:eastAsia="Times New Roman" w:cs="Times New Roman"/>
-          <w:vertAlign w:val="subscript"/>
-        </w:rPr>
-        <w:t>2</w:t>
-      </w:r>
+        <w:t xml:space="preserve"> </w:t>
+      </w:r>
+      <m:oMath>
+        <m:r>
+          <m:t>S</m:t>
+        </m:r>
+        <m:r>
+          <m:t>r</m:t>
+        </m:r>
+        <m:r>
+          <m:t>C</m:t>
+        </m:r>
+        <m:sSub>
+          <m:e>
+            <m:r>
+              <m:t>l</m:t>
+            </m:r>
+          </m:e>
+          <m:sub>
+            <m:r>
+              <m:t>2</m:t>
+            </m:r>
+          </m:sub>
+        </m:sSub>
+      </m:oMath>
       <w:r>
         <w:rPr>
           <w:rFonts w:ascii="Times New Roman" w:hAnsi="Times New Roman" w:eastAsia="Times New Roman" w:cs="Times New Roman"/>
@@ -687,28 +732,60 @@
         <w:rPr>
           <w:rFonts w:ascii="Times New Roman" w:hAnsi="Times New Roman" w:eastAsia="Times New Roman" w:cs="Times New Roman"/>
         </w:rPr>
-        <w:t xml:space="preserve"> Ba</w:t>
-      </w:r>
-      <w:r>
-        <w:rPr>
-          <w:rFonts w:ascii="Times New Roman" w:hAnsi="Times New Roman" w:eastAsia="Times New Roman" w:cs="Times New Roman"/>
-          <w:vertAlign w:val="superscript"/>
-        </w:rPr>
-        <w:t>2+</w:t>
-      </w:r>
-      <w:r>
-        <w:rPr>
-          <w:rFonts w:ascii="Times New Roman" w:hAnsi="Times New Roman" w:eastAsia="Times New Roman" w:cs="Times New Roman"/>
-        </w:rPr>
-        <w:t>、Ca</w:t>
-      </w:r>
-      <w:r>
-        <w:rPr>
-          <w:rFonts w:ascii="Times New Roman" w:hAnsi="Times New Roman" w:eastAsia="Times New Roman" w:cs="Times New Roman"/>
-          <w:vertAlign w:val="superscript"/>
-        </w:rPr>
-        <w:t>2+</w:t>
-      </w:r>
+        <w:t xml:space="preserve"> </w:t>
+      </w:r>
+      <m:oMath>
+        <m:r>
+          <m:t>B</m:t>
+        </m:r>
+        <m:sSup>
+          <m:e>
+            <m:r>
+              <m:t>a</m:t>
+            </m:r>
+          </m:e>
+          <m:sup>
+            <m:r>
+              <m:t>2</m:t>
+            </m:r>
+            <m:r>
+              <m:rPr>
+                <m:sty m:val="p"/>
+              </m:rPr>
+              <m:t>+</m:t>
+            </m:r>
+          </m:sup>
+        </m:sSup>
+      </m:oMath>
+      <w:r>
+        <w:rPr>
+          <w:rFonts w:ascii="Times New Roman" w:hAnsi="Times New Roman" w:eastAsia="Times New Roman" w:cs="Times New Roman"/>
+        </w:rPr>
+        <w:t xml:space="preserve">、</w:t>
+      </w:r>
+      <m:oMath>
+        <m:r>
+          <m:t>C</m:t>
+        </m:r>
+        <m:sSup>
+          <m:e>
+            <m:r>
+              <m:t>a</m:t>
+            </m:r>
+          </m:e>
+          <m:sup>
+            <m:r>
+              <m:t>2</m:t>
+            </m:r>
+            <m:r>
+              <m:rPr>
+                <m:sty m:val="p"/>
+              </m:rPr>
+              <m:t>+</m:t>
+            </m:r>
+          </m:sup>
+        </m:sSup>
+      </m:oMath>
       <w:r>
         <w:rPr>
           <w:rFonts w:ascii="Times New Roman" w:hAnsi="Times New Roman" w:eastAsia="Times New Roman" w:cs="Times New Roman"/>
@@ -737,15 +814,31 @@
         <w:rPr>
           <w:rFonts w:ascii="Times New Roman" w:hAnsi="Times New Roman" w:eastAsia="Times New Roman" w:cs="Times New Roman"/>
         </w:rPr>
-        <w:t xml:space="preserve"> SrCl</w:t>
-      </w:r>
-      <w:r>
-        <w:rPr>
-          <w:rFonts w:ascii="Times New Roman" w:hAnsi="Times New Roman" w:eastAsia="Times New Roman" w:cs="Times New Roman"/>
-          <w:vertAlign w:val="subscript"/>
-        </w:rPr>
-        <w:t>2</w:t>
-      </w:r>
+        <w:t xml:space="preserve"> </w:t>
+      </w:r>
+      <m:oMath>
+        <m:r>
+          <m:t>S</m:t>
+        </m:r>
+        <m:r>
+          <m:t>r</m:t>
+        </m:r>
+        <m:r>
+          <m:t>C</m:t>
+        </m:r>
+        <m:sSub>
+          <m:e>
+            <m:r>
+              <m:t>l</m:t>
+            </m:r>
+          </m:e>
+          <m:sub>
+            <m:r>
+              <m:t>2</m:t>
+            </m:r>
+          </m:sub>
+        </m:sSub>
+      </m:oMath>
       <w:r>
         <w:rPr>
           <w:rFonts w:ascii="Times New Roman" w:hAnsi="Times New Roman" w:eastAsia="Times New Roman" w:cs="Times New Roman"/>
@@ -5049,20 +5142,30 @@
         <w:rPr>
           <w:rFonts w:hint="eastAsia" w:ascii="Times New Roman" w:hAnsi="Times New Roman" w:eastAsia="Times New Roman" w:cs="Times New Roman"/>
         </w:rPr>
-        <w:t>—CH</w:t>
-      </w:r>
-      <w:r>
-        <w:rPr>
-          <w:rFonts w:hint="eastAsia" w:ascii="Times New Roman" w:hAnsi="Times New Roman" w:eastAsia="Times New Roman" w:cs="Times New Roman"/>
-          <w:vertAlign w:val="subscript"/>
-        </w:rPr>
-        <w:t>2</w:t>
-      </w:r>
-      <w:r>
-        <w:rPr>
-          <w:rFonts w:hint="eastAsia" w:ascii="Times New Roman" w:hAnsi="Times New Roman" w:eastAsia="Times New Roman" w:cs="Times New Roman"/>
-        </w:rPr>
-        <w:t>—，m</w:t>
+        <w:t>—</w:t>
+      </w:r>
+      <m:oMath>
+        <m:r>
+          <m:t>C</m:t>
+        </m:r>
+        <m:sSub>
+          <m:e>
+            <m:r>
+              <m:t>H</m:t>
+            </m:r>
+          </m:e>
+          <m:sub>
+            <m:r>
+              <m:t>2</m:t>
+            </m:r>
+          </m:sub>
+        </m:sSub>
+      </m:oMath>
+      <w:r>
+        <w:rPr>
+          <w:rFonts w:hint="eastAsia" w:ascii="Times New Roman" w:hAnsi="Times New Roman" w:eastAsia="Times New Roman" w:cs="Times New Roman"/>
+        </w:rPr>
+        <w:t xml:space="preserve">—，m</w:t>
       </w:r>
       <w:r>
         <w:rPr>
@@ -6242,15 +6345,22 @@
         <w:rPr>
           <w:rFonts w:ascii="Times New Roman" w:hAnsi="Times New Roman" w:eastAsia="Times New Roman" w:cs="Times New Roman"/>
         </w:rPr>
-        <w:t xml:space="preserve"> C</w:t>
-      </w:r>
-      <w:r>
-        <w:rPr>
-          <w:rFonts w:ascii="Times New Roman" w:hAnsi="Times New Roman" w:eastAsia="Times New Roman" w:cs="Times New Roman"/>
-          <w:vertAlign w:val="subscript"/>
-        </w:rPr>
-        <w:t>70</w:t>
-      </w:r>
+        <w:t xml:space="preserve"> </w:t>
+      </w:r>
+      <m:oMath>
+        <m:sSub>
+          <m:e>
+            <m:r>
+              <m:t>C</m:t>
+            </m:r>
+          </m:e>
+          <m:sub>
+            <m:r>
+              <m:t>70</m:t>
+            </m:r>
+          </m:sub>
+        </m:sSub>
+      </m:oMath>
       <w:r>
         <w:rPr>
           <w:rFonts w:ascii="Times New Roman" w:hAnsi="Times New Roman" w:eastAsia="Times New Roman" w:cs="Times New Roman"/>
@@ -6279,15 +6389,22 @@
         <w:rPr>
           <w:rFonts w:ascii="Times New Roman" w:hAnsi="Times New Roman" w:eastAsia="Times New Roman" w:cs="Times New Roman"/>
         </w:rPr>
-        <w:t xml:space="preserve"> C</w:t>
-      </w:r>
-      <w:r>
-        <w:rPr>
-          <w:rFonts w:ascii="Times New Roman" w:hAnsi="Times New Roman" w:eastAsia="Times New Roman" w:cs="Times New Roman"/>
-          <w:vertAlign w:val="subscript"/>
-        </w:rPr>
-        <w:t>70</w:t>
-      </w:r>
+        <w:t xml:space="preserve"> </w:t>
+      </w:r>
+      <m:oMath>
+        <m:sSub>
+          <m:e>
+            <m:r>
+              <m:t>C</m:t>
+            </m:r>
+          </m:e>
+          <m:sub>
+            <m:r>
+              <m:t>70</m:t>
+            </m:r>
+          </m:sub>
+        </m:sSub>
+      </m:oMath>
       <w:r>
         <w:rPr>
           <w:rFonts w:ascii="Times New Roman" w:hAnsi="Times New Roman" w:eastAsia="Times New Roman" w:cs="Times New Roman"/>
@@ -6776,15 +6893,22 @@
         <w:rPr>
           <w:rFonts w:ascii="Times New Roman" w:hAnsi="Times New Roman" w:eastAsia="Times New Roman" w:cs="Times New Roman"/>
         </w:rPr>
-        <w:t xml:space="preserve"> B</w:t>
-      </w:r>
-      <w:r>
-        <w:rPr>
-          <w:rFonts w:ascii="Times New Roman" w:hAnsi="Times New Roman" w:eastAsia="Times New Roman" w:cs="Times New Roman"/>
-          <w:vertAlign w:val="subscript"/>
-        </w:rPr>
-        <w:t>1</w:t>
-      </w:r>
+        <w:t xml:space="preserve"> </w:t>
+      </w:r>
+      <m:oMath>
+        <m:sSub>
+          <m:e>
+            <m:r>
+              <m:t>B</m:t>
+            </m:r>
+          </m:e>
+          <m:sub>
+            <m:r>
+              <m:t>1</m:t>
+            </m:r>
+          </m:sub>
+        </m:sSub>
+      </m:oMath>
       <w:r>
         <w:rPr>
           <w:rFonts w:ascii="Times New Roman" w:hAnsi="Times New Roman" w:eastAsia="Times New Roman" w:cs="Times New Roman"/>
@@ -6801,28 +6925,54 @@
         <w:rPr>
           <w:rFonts w:ascii="Times New Roman" w:hAnsi="Times New Roman" w:eastAsia="Times New Roman" w:cs="Times New Roman"/>
         </w:rPr>
-        <w:t xml:space="preserve"> B</w:t>
-      </w:r>
-      <w:r>
-        <w:rPr>
-          <w:rFonts w:ascii="Times New Roman" w:hAnsi="Times New Roman" w:eastAsia="Times New Roman" w:cs="Times New Roman"/>
-          <w:vertAlign w:val="subscript"/>
-        </w:rPr>
-        <w:t>2</w:t>
-      </w:r>
-      <w:r>
-        <w:rPr>
-          <w:rFonts w:ascii="Times New Roman" w:hAnsi="Times New Roman" w:eastAsia="Times New Roman" w:cs="Times New Roman"/>
-        </w:rPr>
-        <w:t xml:space="preserve"> 、 C</w:t>
-      </w:r>
-      <w:r>
-        <w:rPr>
-          <w:rFonts w:ascii="Times New Roman" w:hAnsi="Times New Roman" w:eastAsia="Times New Roman" w:cs="Times New Roman"/>
-          <w:vertAlign w:val="subscript"/>
-        </w:rPr>
-        <w:t>1</w:t>
-      </w:r>
+        <w:t xml:space="preserve"> </w:t>
+      </w:r>
+      <m:oMath>
+        <m:sSub>
+          <m:e>
+            <m:r>
+              <m:t>B</m:t>
+            </m:r>
+          </m:e>
+          <m:sub>
+            <m:r>
+              <m:t>2</m:t>
+            </m:r>
+          </m:sub>
+        </m:sSub>
+      </m:oMath>
+      <w:r>
+        <w:rPr>
+          <w:rFonts w:ascii="Times New Roman" w:hAnsi="Times New Roman" w:eastAsia="Times New Roman" w:cs="Times New Roman"/>
+        </w:rPr>
+        <w:t xml:space="preserve"> </w:t>
+      </w:r>
+      <w:r>
+        <w:rPr>
+          <w:rFonts w:ascii="Times New Roman" w:hAnsi="Times New Roman" w:eastAsia="Times New Roman" w:cs="Times New Roman"/>
+        </w:rPr>
+        <w:t xml:space="preserve">、</w:t>
+      </w:r>
+      <w:r>
+        <w:rPr>
+          <w:rFonts w:ascii="Times New Roman" w:hAnsi="Times New Roman" w:eastAsia="Times New Roman" w:cs="Times New Roman"/>
+        </w:rPr>
+        <w:t xml:space="preserve"> </w:t>
+      </w:r>
+      <m:oMath>
+        <m:sSub>
+          <m:e>
+            <m:r>
+              <m:t>C</m:t>
+            </m:r>
+          </m:e>
+          <m:sub>
+            <m:r>
+              <m:t>1</m:t>
+            </m:r>
+          </m:sub>
+        </m:sSub>
+      </m:oMath>
       <w:r>
         <w:rPr>
           <w:rFonts w:ascii="Times New Roman" w:hAnsi="Times New Roman" w:eastAsia="Times New Roman" w:cs="Times New Roman"/>
@@ -6839,15 +6989,22 @@
         <w:rPr>
           <w:rFonts w:ascii="Times New Roman" w:hAnsi="Times New Roman" w:eastAsia="Times New Roman" w:cs="Times New Roman"/>
         </w:rPr>
-        <w:t xml:space="preserve"> C</w:t>
-      </w:r>
-      <w:r>
-        <w:rPr>
-          <w:rFonts w:ascii="Times New Roman" w:hAnsi="Times New Roman" w:eastAsia="Times New Roman" w:cs="Times New Roman"/>
-          <w:vertAlign w:val="subscript"/>
-        </w:rPr>
-        <w:t>2</w:t>
-      </w:r>
+        <w:t xml:space="preserve"> </w:t>
+      </w:r>
+      <m:oMath>
+        <m:sSub>
+          <m:e>
+            <m:r>
+              <m:t>C</m:t>
+            </m:r>
+          </m:e>
+          <m:sub>
+            <m:r>
+              <m:t>2</m:t>
+            </m:r>
+          </m:sub>
+        </m:sSub>
+      </m:oMath>
       <w:r>
         <w:rPr>
           <w:rFonts w:ascii="Times New Roman" w:hAnsi="Times New Roman" w:eastAsia="Times New Roman" w:cs="Times New Roman"/>
@@ -11673,54 +11830,82 @@
         <w:rPr>
           <w:rFonts w:ascii="Times New Roman" w:hAnsi="Times New Roman" w:eastAsia="Times New Roman" w:cs="Times New Roman"/>
         </w:rPr>
-        <w:t xml:space="preserve"> n</w:t>
-      </w:r>
-      <w:r>
-        <w:rPr>
-          <w:rFonts w:ascii="Times New Roman" w:hAnsi="Times New Roman" w:eastAsia="Times New Roman" w:cs="Times New Roman"/>
-          <w:vertAlign w:val="subscript"/>
-        </w:rPr>
-        <w:t>1</w:t>
-      </w:r>
-      <w:r>
-        <w:rPr>
-          <w:rFonts w:ascii="Times New Roman" w:hAnsi="Times New Roman" w:eastAsia="Times New Roman" w:cs="Times New Roman"/>
-        </w:rPr>
-        <w:t>、n</w:t>
-      </w:r>
-      <w:r>
-        <w:rPr>
-          <w:rFonts w:ascii="Times New Roman" w:hAnsi="Times New Roman" w:eastAsia="Times New Roman" w:cs="Times New Roman"/>
-          <w:vertAlign w:val="subscript"/>
-        </w:rPr>
-        <w:t>2</w:t>
-      </w:r>
-      <w:r>
-        <w:rPr>
-          <w:rFonts w:ascii="Times New Roman" w:hAnsi="Times New Roman" w:eastAsia="Times New Roman" w:cs="Times New Roman"/>
-        </w:rPr>
-        <w:t>、n</w:t>
-      </w:r>
-      <w:r>
-        <w:rPr>
-          <w:rFonts w:ascii="Times New Roman" w:hAnsi="Times New Roman" w:eastAsia="Times New Roman" w:cs="Times New Roman"/>
-          <w:vertAlign w:val="subscript"/>
-        </w:rPr>
-        <w:t>3</w:t>
-      </w:r>
-      <w:r>
-        <w:rPr>
-          <w:rFonts w:ascii="Times New Roman" w:hAnsi="Times New Roman" w:eastAsia="Times New Roman" w:cs="Times New Roman"/>
-        </w:rPr>
-        <w:t>、n</w:t>
-      </w:r>
-      <w:r>
-        <w:rPr>
-          <w:rFonts w:ascii="Times New Roman" w:hAnsi="Times New Roman" w:eastAsia="Times New Roman" w:cs="Times New Roman"/>
-          <w:vertAlign w:val="subscript"/>
-        </w:rPr>
-        <w:t>4</w:t>
-      </w:r>
+        <w:t xml:space="preserve"> </w:t>
+      </w:r>
+      <m:oMath>
+        <m:sSub>
+          <m:e>
+            <m:r>
+              <m:t>n</m:t>
+            </m:r>
+          </m:e>
+          <m:sub>
+            <m:r>
+              <m:t>1</m:t>
+            </m:r>
+          </m:sub>
+        </m:sSub>
+      </m:oMath>
+      <w:r>
+        <w:rPr>
+          <w:rFonts w:ascii="Times New Roman" w:hAnsi="Times New Roman" w:eastAsia="Times New Roman" w:cs="Times New Roman"/>
+        </w:rPr>
+        <w:t xml:space="preserve">、</w:t>
+      </w:r>
+      <m:oMath>
+        <m:sSub>
+          <m:e>
+            <m:r>
+              <m:t>n</m:t>
+            </m:r>
+          </m:e>
+          <m:sub>
+            <m:r>
+              <m:t>2</m:t>
+            </m:r>
+          </m:sub>
+        </m:sSub>
+      </m:oMath>
+      <w:r>
+        <w:rPr>
+          <w:rFonts w:ascii="Times New Roman" w:hAnsi="Times New Roman" w:eastAsia="Times New Roman" w:cs="Times New Roman"/>
+        </w:rPr>
+        <w:t xml:space="preserve">、</w:t>
+      </w:r>
+      <m:oMath>
+        <m:sSub>
+          <m:e>
+            <m:r>
+              <m:t>n</m:t>
+            </m:r>
+          </m:e>
+          <m:sub>
+            <m:r>
+              <m:t>3</m:t>
+            </m:r>
+          </m:sub>
+        </m:sSub>
+      </m:oMath>
+      <w:r>
+        <w:rPr>
+          <w:rFonts w:ascii="Times New Roman" w:hAnsi="Times New Roman" w:eastAsia="Times New Roman" w:cs="Times New Roman"/>
+        </w:rPr>
+        <w:t xml:space="preserve">、</w:t>
+      </w:r>
+      <m:oMath>
+        <m:sSub>
+          <m:e>
+            <m:r>
+              <m:t>n</m:t>
+            </m:r>
+          </m:e>
+          <m:sub>
+            <m:r>
+              <m:t>4</m:t>
+            </m:r>
+          </m:sub>
+        </m:sSub>
+      </m:oMath>
       <w:r>
         <w:rPr>
           <w:rFonts w:ascii="Times New Roman" w:hAnsi="Times New Roman" w:eastAsia="Times New Roman" w:cs="Times New Roman"/>
@@ -11772,15 +11957,22 @@
         <w:rPr>
           <w:rFonts w:ascii="Times New Roman" w:hAnsi="Times New Roman" w:eastAsia="Times New Roman" w:cs="Times New Roman"/>
         </w:rPr>
-        <w:t xml:space="preserve"> n</w:t>
-      </w:r>
-      <w:r>
-        <w:rPr>
-          <w:rFonts w:ascii="Times New Roman" w:hAnsi="Times New Roman" w:eastAsia="Times New Roman" w:cs="Times New Roman"/>
-          <w:vertAlign w:val="subscript"/>
-        </w:rPr>
-        <w:t>0</w:t>
-      </w:r>
+        <w:t xml:space="preserve"> </w:t>
+      </w:r>
+      <m:oMath>
+        <m:sSub>
+          <m:e>
+            <m:r>
+              <m:t>n</m:t>
+            </m:r>
+          </m:e>
+          <m:sub>
+            <m:r>
+              <m:t>0</m:t>
+            </m:r>
+          </m:sub>
+        </m:sSub>
+      </m:oMath>
       <w:r>
         <w:rPr>
           <w:rFonts w:ascii="Times New Roman" w:hAnsi="Times New Roman" w:eastAsia="Times New Roman" w:cs="Times New Roman"/>
@@ -11809,54 +12001,82 @@
         <w:rPr>
           <w:rFonts w:ascii="Times New Roman" w:hAnsi="Times New Roman" w:eastAsia="Times New Roman" w:cs="Times New Roman"/>
         </w:rPr>
-        <w:t xml:space="preserve"> n</w:t>
-      </w:r>
-      <w:r>
-        <w:rPr>
-          <w:rFonts w:ascii="Times New Roman" w:hAnsi="Times New Roman" w:eastAsia="Times New Roman" w:cs="Times New Roman"/>
-          <w:vertAlign w:val="subscript"/>
-        </w:rPr>
-        <w:t>1</w:t>
-      </w:r>
-      <w:r>
-        <w:rPr>
-          <w:rFonts w:ascii="Times New Roman" w:hAnsi="Times New Roman" w:eastAsia="Times New Roman" w:cs="Times New Roman"/>
-        </w:rPr>
-        <w:t>、n</w:t>
-      </w:r>
-      <w:r>
-        <w:rPr>
-          <w:rFonts w:ascii="Times New Roman" w:hAnsi="Times New Roman" w:eastAsia="Times New Roman" w:cs="Times New Roman"/>
-          <w:vertAlign w:val="subscript"/>
-        </w:rPr>
-        <w:t>2</w:t>
-      </w:r>
-      <w:r>
-        <w:rPr>
-          <w:rFonts w:ascii="Times New Roman" w:hAnsi="Times New Roman" w:eastAsia="Times New Roman" w:cs="Times New Roman"/>
-        </w:rPr>
-        <w:t>、n</w:t>
-      </w:r>
-      <w:r>
-        <w:rPr>
-          <w:rFonts w:ascii="Times New Roman" w:hAnsi="Times New Roman" w:eastAsia="Times New Roman" w:cs="Times New Roman"/>
-          <w:vertAlign w:val="subscript"/>
-        </w:rPr>
-        <w:t>3</w:t>
-      </w:r>
-      <w:r>
-        <w:rPr>
-          <w:rFonts w:ascii="Times New Roman" w:hAnsi="Times New Roman" w:eastAsia="Times New Roman" w:cs="Times New Roman"/>
-        </w:rPr>
-        <w:t>、n</w:t>
-      </w:r>
-      <w:r>
-        <w:rPr>
-          <w:rFonts w:ascii="Times New Roman" w:hAnsi="Times New Roman" w:eastAsia="Times New Roman" w:cs="Times New Roman"/>
-          <w:vertAlign w:val="subscript"/>
-        </w:rPr>
-        <w:t>4</w:t>
-      </w:r>
+        <w:t xml:space="preserve"> </w:t>
+      </w:r>
+      <m:oMath>
+        <m:sSub>
+          <m:e>
+            <m:r>
+              <m:t>n</m:t>
+            </m:r>
+          </m:e>
+          <m:sub>
+            <m:r>
+              <m:t>1</m:t>
+            </m:r>
+          </m:sub>
+        </m:sSub>
+      </m:oMath>
+      <w:r>
+        <w:rPr>
+          <w:rFonts w:ascii="Times New Roman" w:hAnsi="Times New Roman" w:eastAsia="Times New Roman" w:cs="Times New Roman"/>
+        </w:rPr>
+        <w:t xml:space="preserve">、</w:t>
+      </w:r>
+      <m:oMath>
+        <m:sSub>
+          <m:e>
+            <m:r>
+              <m:t>n</m:t>
+            </m:r>
+          </m:e>
+          <m:sub>
+            <m:r>
+              <m:t>2</m:t>
+            </m:r>
+          </m:sub>
+        </m:sSub>
+      </m:oMath>
+      <w:r>
+        <w:rPr>
+          <w:rFonts w:ascii="Times New Roman" w:hAnsi="Times New Roman" w:eastAsia="Times New Roman" w:cs="Times New Roman"/>
+        </w:rPr>
+        <w:t xml:space="preserve">、</w:t>
+      </w:r>
+      <m:oMath>
+        <m:sSub>
+          <m:e>
+            <m:r>
+              <m:t>n</m:t>
+            </m:r>
+          </m:e>
+          <m:sub>
+            <m:r>
+              <m:t>3</m:t>
+            </m:r>
+          </m:sub>
+        </m:sSub>
+      </m:oMath>
+      <w:r>
+        <w:rPr>
+          <w:rFonts w:ascii="Times New Roman" w:hAnsi="Times New Roman" w:eastAsia="Times New Roman" w:cs="Times New Roman"/>
+        </w:rPr>
+        <w:t xml:space="preserve">、</w:t>
+      </w:r>
+      <m:oMath>
+        <m:sSub>
+          <m:e>
+            <m:r>
+              <m:t>n</m:t>
+            </m:r>
+          </m:e>
+          <m:sub>
+            <m:r>
+              <m:t>4</m:t>
+            </m:r>
+          </m:sub>
+        </m:sSub>
+      </m:oMath>
       <w:r>
         <w:rPr>
           <w:rFonts w:ascii="Times New Roman" w:hAnsi="Times New Roman" w:eastAsia="Times New Roman" w:cs="Times New Roman"/>
@@ -11873,54 +12093,82 @@
         <w:rPr>
           <w:rFonts w:hint="eastAsia" w:ascii="Times New Roman" w:hAnsi="Times New Roman" w:eastAsia="Times New Roman" w:cs="Times New Roman"/>
         </w:rPr>
-        <w:t>；n</w:t>
-      </w:r>
-      <w:r>
-        <w:rPr>
-          <w:rFonts w:hint="eastAsia" w:ascii="Times New Roman" w:hAnsi="Times New Roman" w:eastAsia="Times New Roman" w:cs="Times New Roman"/>
-          <w:vertAlign w:val="subscript"/>
-        </w:rPr>
-        <w:t>1</w:t>
-      </w:r>
-      <w:r>
-        <w:rPr>
-          <w:rFonts w:hint="eastAsia" w:ascii="Times New Roman" w:hAnsi="Times New Roman" w:eastAsia="Times New Roman" w:cs="Times New Roman"/>
-        </w:rPr>
-        <w:t>、n</w:t>
-      </w:r>
-      <w:r>
-        <w:rPr>
-          <w:rFonts w:hint="eastAsia" w:ascii="Times New Roman" w:hAnsi="Times New Roman" w:eastAsia="Times New Roman" w:cs="Times New Roman"/>
-          <w:vertAlign w:val="subscript"/>
-        </w:rPr>
-        <w:t>2</w:t>
-      </w:r>
-      <w:r>
-        <w:rPr>
-          <w:rFonts w:hint="eastAsia" w:ascii="Times New Roman" w:hAnsi="Times New Roman" w:eastAsia="Times New Roman" w:cs="Times New Roman"/>
-        </w:rPr>
-        <w:t>、n</w:t>
-      </w:r>
-      <w:r>
-        <w:rPr>
-          <w:rFonts w:hint="eastAsia" w:ascii="Times New Roman" w:hAnsi="Times New Roman" w:eastAsia="Times New Roman" w:cs="Times New Roman"/>
-          <w:vertAlign w:val="subscript"/>
-        </w:rPr>
-        <w:t>3</w:t>
-      </w:r>
-      <w:r>
-        <w:rPr>
-          <w:rFonts w:hint="eastAsia" w:ascii="Times New Roman" w:hAnsi="Times New Roman" w:eastAsia="Times New Roman" w:cs="Times New Roman"/>
-        </w:rPr>
-        <w:t>、n</w:t>
-      </w:r>
-      <w:r>
-        <w:rPr>
-          <w:rFonts w:hint="eastAsia" w:ascii="Times New Roman" w:hAnsi="Times New Roman" w:eastAsia="Times New Roman" w:cs="Times New Roman"/>
-          <w:vertAlign w:val="subscript"/>
-        </w:rPr>
-        <w:t>4</w:t>
-      </w:r>
+        <w:t>；</w:t>
+      </w:r>
+      <m:oMath>
+        <m:sSub>
+          <m:e>
+            <m:r>
+              <m:t>n</m:t>
+            </m:r>
+          </m:e>
+          <m:sub>
+            <m:r>
+              <m:t>1</m:t>
+            </m:r>
+          </m:sub>
+        </m:sSub>
+      </m:oMath>
+      <w:r>
+        <w:rPr>
+          <w:rFonts w:ascii="Times New Roman" w:hAnsi="Times New Roman" w:eastAsia="Times New Roman" w:cs="Times New Roman"/>
+        </w:rPr>
+        <w:t xml:space="preserve">、</w:t>
+      </w:r>
+      <m:oMath>
+        <m:sSub>
+          <m:e>
+            <m:r>
+              <m:t>n</m:t>
+            </m:r>
+          </m:e>
+          <m:sub>
+            <m:r>
+              <m:t>2</m:t>
+            </m:r>
+          </m:sub>
+        </m:sSub>
+      </m:oMath>
+      <w:r>
+        <w:rPr>
+          <w:rFonts w:ascii="Times New Roman" w:hAnsi="Times New Roman" w:eastAsia="Times New Roman" w:cs="Times New Roman"/>
+        </w:rPr>
+        <w:t xml:space="preserve">、</w:t>
+      </w:r>
+      <m:oMath>
+        <m:sSub>
+          <m:e>
+            <m:r>
+              <m:t>n</m:t>
+            </m:r>
+          </m:e>
+          <m:sub>
+            <m:r>
+              <m:t>3</m:t>
+            </m:r>
+          </m:sub>
+        </m:sSub>
+      </m:oMath>
+      <w:r>
+        <w:rPr>
+          <w:rFonts w:ascii="Times New Roman" w:hAnsi="Times New Roman" w:eastAsia="Times New Roman" w:cs="Times New Roman"/>
+        </w:rPr>
+        <w:t xml:space="preserve">、</w:t>
+      </w:r>
+      <m:oMath>
+        <m:sSub>
+          <m:e>
+            <m:r>
+              <m:t>n</m:t>
+            </m:r>
+          </m:e>
+          <m:sub>
+            <m:r>
+              <m:t>4</m:t>
+            </m:r>
+          </m:sub>
+        </m:sSub>
+      </m:oMath>
       <w:r>
         <w:rPr>
           <w:rFonts w:ascii="Times New Roman" w:hAnsi="Times New Roman" w:eastAsia="Times New Roman" w:cs="Times New Roman"/>
@@ -13456,15 +13704,31 @@
         <w:rPr>
           <w:rFonts w:ascii="Times New Roman" w:hAnsi="Times New Roman" w:eastAsia="Times New Roman" w:cs="Times New Roman"/>
         </w:rPr>
-        <w:t xml:space="preserve"> Fe</w:t>
-      </w:r>
-      <w:r>
-        <w:rPr>
-          <w:rFonts w:ascii="Times New Roman" w:hAnsi="Times New Roman" w:eastAsia="Times New Roman" w:cs="Times New Roman"/>
-          <w:vertAlign w:val="superscript"/>
-        </w:rPr>
-        <w:t>2+</w:t>
-      </w:r>
+        <w:t xml:space="preserve"> </w:t>
+      </w:r>
+      <m:oMath>
+        <m:r>
+          <m:t>F</m:t>
+        </m:r>
+        <m:sSup>
+          <m:e>
+            <m:r>
+              <m:t>e</m:t>
+            </m:r>
+          </m:e>
+          <m:sup>
+            <m:r>
+              <m:t>2</m:t>
+            </m:r>
+            <m:r>
+              <m:rPr>
+                <m:sty m:val="p"/>
+              </m:rPr>
+              <m:t>+</m:t>
+            </m:r>
+          </m:sup>
+        </m:sSup>
+      </m:oMath>
       <w:r>
         <w:rPr>
           <w:rFonts w:ascii="Times New Roman" w:hAnsi="Times New Roman" w:eastAsia="Times New Roman" w:cs="Times New Roman"/>
@@ -14709,19 +14973,29 @@
       <w:pPr>
         <w:pStyle w:val="BodyText"/>
       </w:pPr>
-      <w:r>
-        <w:rPr>
-          <w:rFonts w:ascii="Times New Roman" w:hAnsi="Times New Roman" w:eastAsia="Times New Roman" w:cs="Times New Roman"/>
-        </w:rPr>
-        <w:t>Fe</w:t>
-      </w:r>
-      <w:r>
-        <w:rPr>
-          <w:rFonts w:ascii="Times New Roman" w:hAnsi="Times New Roman" w:eastAsia="Times New Roman" w:cs="Times New Roman"/>
-          <w:vertAlign w:val="superscript"/>
-        </w:rPr>
-        <w:t>3+</w:t>
-      </w:r>
+      <m:oMath>
+        <m:r>
+          <m:t>F</m:t>
+        </m:r>
+        <m:sSup>
+          <m:e>
+            <m:r>
+              <m:t>e</m:t>
+            </m:r>
+          </m:e>
+          <m:sup>
+            <m:r>
+              <m:t>3</m:t>
+            </m:r>
+            <m:r>
+              <m:rPr>
+                <m:sty m:val="p"/>
+              </m:rPr>
+              <m:t>+</m:t>
+            </m:r>
+          </m:sup>
+        </m:sSup>
+      </m:oMath>
       <w:r>
         <w:rPr>
           <w:rFonts w:ascii="Times New Roman" w:hAnsi="Times New Roman" w:eastAsia="Times New Roman" w:cs="Times New Roman"/>
@@ -14797,46 +15071,85 @@
         <w:rPr>
           <w:rFonts w:ascii="Times New Roman" w:hAnsi="Times New Roman" w:eastAsia="Times New Roman" w:cs="Times New Roman"/>
         </w:rPr>
-        <w:t>、Cl</w:t>
-      </w:r>
-      <w:r>
-        <w:rPr>
-          <w:rFonts w:ascii="Times New Roman" w:hAnsi="Times New Roman" w:eastAsia="Times New Roman" w:cs="Times New Roman"/>
-          <w:vertAlign w:val="superscript"/>
-        </w:rPr>
-        <w:t>-</w:t>
-      </w:r>
-      <w:r>
-        <w:rPr>
-          <w:rFonts w:ascii="Times New Roman" w:hAnsi="Times New Roman" w:eastAsia="Times New Roman" w:cs="Times New Roman"/>
-        </w:rPr>
-        <w:t>、SCN</w:t>
-      </w:r>
-      <w:r>
-        <w:rPr>
-          <w:rFonts w:ascii="Times New Roman" w:hAnsi="Times New Roman" w:eastAsia="Times New Roman" w:cs="Times New Roman"/>
-          <w:vertAlign w:val="superscript"/>
-        </w:rPr>
-        <w:t>-</w:t>
-      </w:r>
-      <w:r>
-        <w:rPr>
-          <w:rFonts w:ascii="Times New Roman" w:hAnsi="Times New Roman" w:eastAsia="Times New Roman" w:cs="Times New Roman"/>
-        </w:rPr>
-        <w:t>、F</w:t>
-      </w:r>
-      <w:r>
-        <w:rPr>
-          <w:rFonts w:ascii="Times New Roman" w:hAnsi="Times New Roman" w:eastAsia="Times New Roman" w:cs="Times New Roman"/>
-          <w:vertAlign w:val="superscript"/>
-        </w:rPr>
-        <w:t>-</w:t>
-      </w:r>
-      <w:r>
-        <w:rPr>
-          <w:rFonts w:ascii="Times New Roman" w:hAnsi="Times New Roman" w:eastAsia="Times New Roman" w:cs="Times New Roman"/>
-        </w:rPr>
-        <w:t>、</w:t>
+        <w:t xml:space="preserve">、</w:t>
+      </w:r>
+      <m:oMath>
+        <m:r>
+          <m:t>C</m:t>
+        </m:r>
+        <m:sSup>
+          <m:e>
+            <m:r>
+              <m:t>l</m:t>
+            </m:r>
+          </m:e>
+          <m:sup>
+            <m:r>
+              <m:rPr>
+                <m:sty m:val="p"/>
+              </m:rPr>
+              <m:t>−</m:t>
+            </m:r>
+          </m:sup>
+        </m:sSup>
+      </m:oMath>
+      <w:r>
+        <w:rPr>
+          <w:rFonts w:ascii="Times New Roman" w:hAnsi="Times New Roman" w:eastAsia="Times New Roman" w:cs="Times New Roman"/>
+        </w:rPr>
+        <w:t xml:space="preserve">、</w:t>
+      </w:r>
+      <m:oMath>
+        <m:r>
+          <m:t>S</m:t>
+        </m:r>
+        <m:r>
+          <m:t>C</m:t>
+        </m:r>
+        <m:sSup>
+          <m:e>
+            <m:r>
+              <m:t>N</m:t>
+            </m:r>
+          </m:e>
+          <m:sup>
+            <m:r>
+              <m:rPr>
+                <m:sty m:val="p"/>
+              </m:rPr>
+              <m:t>−</m:t>
+            </m:r>
+          </m:sup>
+        </m:sSup>
+      </m:oMath>
+      <w:r>
+        <w:rPr>
+          <w:rFonts w:ascii="Times New Roman" w:hAnsi="Times New Roman" w:eastAsia="Times New Roman" w:cs="Times New Roman"/>
+        </w:rPr>
+        <w:t xml:space="preserve">、</w:t>
+      </w:r>
+      <m:oMath>
+        <m:sSup>
+          <m:e>
+            <m:r>
+              <m:t>F</m:t>
+            </m:r>
+          </m:e>
+          <m:sup>
+            <m:r>
+              <m:rPr>
+                <m:sty m:val="p"/>
+              </m:rPr>
+              <m:t>−</m:t>
+            </m:r>
+          </m:sup>
+        </m:sSup>
+      </m:oMath>
+      <w:r>
+        <w:rPr>
+          <w:rFonts w:ascii="Times New Roman" w:hAnsi="Times New Roman" w:eastAsia="Times New Roman" w:cs="Times New Roman"/>
+        </w:rPr>
+        <w:t xml:space="preserve">、</w:t>
       </w:r>
       <m:oMath>
         <m:oMathPr>
@@ -14887,15 +15200,28 @@
         <w:rPr>
           <w:rFonts w:ascii="Times New Roman" w:hAnsi="Times New Roman" w:eastAsia="Times New Roman" w:cs="Times New Roman"/>
         </w:rPr>
-        <w:t>、CN</w:t>
-      </w:r>
-      <w:r>
-        <w:rPr>
-          <w:rFonts w:ascii="Times New Roman" w:hAnsi="Times New Roman" w:eastAsia="Times New Roman" w:cs="Times New Roman"/>
-          <w:vertAlign w:val="superscript"/>
-        </w:rPr>
-        <w:t>-</w:t>
-      </w:r>
+        <w:t xml:space="preserve">、</w:t>
+      </w:r>
+      <m:oMath>
+        <m:r>
+          <m:t>C</m:t>
+        </m:r>
+        <m:sSup>
+          <m:e>
+            <m:r>
+              <m:t>N</m:t>
+            </m:r>
+          </m:e>
+          <m:sup>
+            <m:r>
+              <m:rPr>
+                <m:sty m:val="p"/>
+              </m:rPr>
+              <m:t>−</m:t>
+            </m:r>
+          </m:sup>
+        </m:sSup>
+      </m:oMath>
       <w:r>
         <w:rPr>
           <w:rFonts w:ascii="Times New Roman" w:hAnsi="Times New Roman" w:eastAsia="Times New Roman" w:cs="Times New Roman"/>
@@ -14912,15 +15238,28 @@
         <w:rPr>
           <w:rFonts w:hint="eastAsia" w:ascii="Times New Roman" w:hAnsi="Times New Roman" w:eastAsia="Times New Roman" w:cs="Times New Roman"/>
         </w:rPr>
-        <w:t>。CN</w:t>
-      </w:r>
-      <w:r>
-        <w:rPr>
-          <w:rFonts w:hint="eastAsia" w:ascii="Times New Roman" w:hAnsi="Times New Roman" w:eastAsia="Times New Roman" w:cs="Times New Roman"/>
-          <w:vertAlign w:val="superscript"/>
-        </w:rPr>
-        <w:t>-</w:t>
-      </w:r>
+        <w:t>。</w:t>
+      </w:r>
+      <m:oMath>
+        <m:r>
+          <m:t>C</m:t>
+        </m:r>
+        <m:sSup>
+          <m:e>
+            <m:r>
+              <m:t>N</m:t>
+            </m:r>
+          </m:e>
+          <m:sup>
+            <m:r>
+              <m:rPr>
+                <m:sty m:val="p"/>
+              </m:rPr>
+              <m:t>−</m:t>
+            </m:r>
+          </m:sup>
+        </m:sSup>
+      </m:oMath>
       <w:r>
         <w:rPr>
           <w:rFonts w:ascii="Times New Roman" w:hAnsi="Times New Roman" w:eastAsia="Times New Roman" w:cs="Times New Roman"/>
@@ -14937,15 +15276,25 @@
         <w:rPr>
           <w:rFonts w:hint="eastAsia" w:ascii="Times New Roman" w:hAnsi="Times New Roman" w:eastAsia="Times New Roman" w:cs="Times New Roman"/>
         </w:rPr>
-        <w:t>（X</w:t>
-      </w:r>
-      <w:r>
-        <w:rPr>
-          <w:rFonts w:hint="eastAsia" w:ascii="Times New Roman" w:hAnsi="Times New Roman" w:eastAsia="Times New Roman" w:cs="Times New Roman"/>
-          <w:vertAlign w:val="superscript"/>
-        </w:rPr>
-        <w:t>-</w:t>
-      </w:r>
+        <w:t>（</w:t>
+      </w:r>
+      <m:oMath>
+        <m:sSup>
+          <m:e>
+            <m:r>
+              <m:t>X</m:t>
+            </m:r>
+          </m:e>
+          <m:sup>
+            <m:r>
+              <m:rPr>
+                <m:sty m:val="p"/>
+              </m:rPr>
+              <m:t>−</m:t>
+            </m:r>
+          </m:sup>
+        </m:sSup>
+      </m:oMath>
       <w:r>
         <w:rPr>
           <w:rFonts w:hint="eastAsia" w:ascii="Times New Roman" w:hAnsi="Times New Roman" w:eastAsia="Times New Roman" w:cs="Times New Roman"/>
@@ -15021,15 +15370,22 @@
         <w:rPr>
           <w:rFonts w:hint="eastAsia" w:ascii="Times New Roman" w:hAnsi="Times New Roman" w:eastAsia="Times New Roman" w:cs="Times New Roman"/>
         </w:rPr>
-        <w:t>（X</w:t>
-      </w:r>
-      <w:r>
-        <w:rPr>
-          <w:rFonts w:hint="eastAsia" w:ascii="Times New Roman" w:hAnsi="Times New Roman" w:eastAsia="Times New Roman" w:cs="Times New Roman"/>
-          <w:vertAlign w:val="subscript"/>
-        </w:rPr>
-        <w:t>2</w:t>
-      </w:r>
+        <w:t>（</w:t>
+      </w:r>
+      <m:oMath>
+        <m:sSub>
+          <m:e>
+            <m:r>
+              <m:t>X</m:t>
+            </m:r>
+          </m:e>
+          <m:sub>
+            <m:r>
+              <m:t>2</m:t>
+            </m:r>
+          </m:sub>
+        </m:sSub>
+      </m:oMath>
       <w:r>
         <w:rPr>
           <w:rFonts w:hint="eastAsia" w:ascii="Times New Roman" w:hAnsi="Times New Roman" w:eastAsia="Times New Roman" w:cs="Times New Roman"/>
@@ -15203,15 +15559,31 @@
         <w:rPr>
           <w:rFonts w:ascii="Times New Roman" w:hAnsi="Times New Roman" w:eastAsia="Times New Roman" w:cs="Times New Roman"/>
         </w:rPr>
-        <w:t xml:space="preserve"> FeSO</w:t>
-      </w:r>
-      <w:r>
-        <w:rPr>
-          <w:rFonts w:ascii="Times New Roman" w:hAnsi="Times New Roman" w:eastAsia="Times New Roman" w:cs="Times New Roman"/>
-          <w:vertAlign w:val="subscript"/>
-        </w:rPr>
-        <w:t>4</w:t>
-      </w:r>
+        <w:t xml:space="preserve"> </w:t>
+      </w:r>
+      <m:oMath>
+        <m:r>
+          <m:t>F</m:t>
+        </m:r>
+        <m:r>
+          <m:t>e</m:t>
+        </m:r>
+        <m:r>
+          <m:t>S</m:t>
+        </m:r>
+        <m:sSub>
+          <m:e>
+            <m:r>
+              <m:t>O</m:t>
+            </m:r>
+          </m:e>
+          <m:sub>
+            <m:r>
+              <m:t>4</m:t>
+            </m:r>
+          </m:sub>
+        </m:sSub>
+      </m:oMath>
       <w:r>
         <w:rPr>
           <w:rFonts w:ascii="Times New Roman" w:hAnsi="Times New Roman" w:eastAsia="Times New Roman" w:cs="Times New Roman"/>
@@ -15362,15 +15734,31 @@
         <w:rPr>
           <w:rFonts w:ascii="Times New Roman" w:hAnsi="Times New Roman" w:eastAsia="Times New Roman" w:cs="Times New Roman"/>
         </w:rPr>
-        <w:t xml:space="preserve"> Fe</w:t>
-      </w:r>
-      <w:r>
-        <w:rPr>
-          <w:rFonts w:ascii="Times New Roman" w:hAnsi="Times New Roman" w:eastAsia="Times New Roman" w:cs="Times New Roman"/>
-          <w:vertAlign w:val="superscript"/>
-        </w:rPr>
-        <w:t>3+</w:t>
-      </w:r>
+        <w:t xml:space="preserve"> </w:t>
+      </w:r>
+      <m:oMath>
+        <m:r>
+          <m:t>F</m:t>
+        </m:r>
+        <m:sSup>
+          <m:e>
+            <m:r>
+              <m:t>e</m:t>
+            </m:r>
+          </m:e>
+          <m:sup>
+            <m:r>
+              <m:t>3</m:t>
+            </m:r>
+            <m:r>
+              <m:rPr>
+                <m:sty m:val="p"/>
+              </m:rPr>
+              <m:t>+</m:t>
+            </m:r>
+          </m:sup>
+        </m:sSup>
+      </m:oMath>
       <w:r>
         <w:rPr>
           <w:rFonts w:ascii="Times New Roman" w:hAnsi="Times New Roman" w:eastAsia="Times New Roman" w:cs="Times New Roman"/>
@@ -15387,15 +15775,28 @@
         <w:rPr>
           <w:rFonts w:ascii="Times New Roman" w:hAnsi="Times New Roman" w:eastAsia="Times New Roman" w:cs="Times New Roman"/>
         </w:rPr>
-        <w:t xml:space="preserve"> CN</w:t>
-      </w:r>
-      <w:r>
-        <w:rPr>
-          <w:rFonts w:ascii="Times New Roman" w:hAnsi="Times New Roman" w:eastAsia="Times New Roman" w:cs="Times New Roman"/>
-          <w:vertAlign w:val="superscript"/>
-        </w:rPr>
-        <w:t>-</w:t>
-      </w:r>
+        <w:t xml:space="preserve"> </w:t>
+      </w:r>
+      <m:oMath>
+        <m:r>
+          <m:t>C</m:t>
+        </m:r>
+        <m:sSup>
+          <m:e>
+            <m:r>
+              <m:t>N</m:t>
+            </m:r>
+          </m:e>
+          <m:sup>
+            <m:r>
+              <m:rPr>
+                <m:sty m:val="p"/>
+              </m:rPr>
+              <m:t>−</m:t>
+            </m:r>
+          </m:sup>
+        </m:sSup>
+      </m:oMath>
       <w:r>
         <w:rPr>
           <w:rFonts w:ascii="Times New Roman" w:hAnsi="Times New Roman" w:eastAsia="Times New Roman" w:cs="Times New Roman"/>
@@ -15424,15 +15825,25 @@
         <w:rPr>
           <w:rFonts w:ascii="Times New Roman" w:hAnsi="Times New Roman" w:eastAsia="Times New Roman" w:cs="Times New Roman"/>
         </w:rPr>
-        <w:t xml:space="preserve"> Cl</w:t>
-      </w:r>
-      <w:r>
-        <w:rPr>
-          <w:rFonts w:ascii="Times New Roman" w:hAnsi="Times New Roman" w:eastAsia="Times New Roman" w:cs="Times New Roman"/>
-          <w:vertAlign w:val="subscript"/>
-        </w:rPr>
-        <w:t>2</w:t>
-      </w:r>
+        <w:t xml:space="preserve"> </w:t>
+      </w:r>
+      <m:oMath>
+        <m:r>
+          <m:t>C</m:t>
+        </m:r>
+        <m:sSub>
+          <m:e>
+            <m:r>
+              <m:t>l</m:t>
+            </m:r>
+          </m:e>
+          <m:sub>
+            <m:r>
+              <m:t>2</m:t>
+            </m:r>
+          </m:sub>
+        </m:sSub>
+      </m:oMath>
       <w:r>
         <w:rPr>
           <w:rFonts w:ascii="Times New Roman" w:hAnsi="Times New Roman" w:eastAsia="Times New Roman" w:cs="Times New Roman"/>
@@ -16043,20 +16454,36 @@
         <w:rPr>
           <w:rFonts w:ascii="Times New Roman" w:hAnsi="Times New Roman" w:eastAsia="Times New Roman" w:cs="Times New Roman"/>
         </w:rPr>
-        <w:t>、MnSO</w:t>
-      </w:r>
-      <w:r>
-        <w:rPr>
-          <w:rFonts w:ascii="Times New Roman" w:hAnsi="Times New Roman" w:eastAsia="Times New Roman" w:cs="Times New Roman"/>
-          <w:vertAlign w:val="subscript"/>
-        </w:rPr>
-        <w:t>4</w:t>
-      </w:r>
-      <w:r>
-        <w:rPr>
-          <w:rFonts w:ascii="Times New Roman" w:hAnsi="Times New Roman" w:eastAsia="Times New Roman" w:cs="Times New Roman"/>
-        </w:rPr>
-        <w:t>、</w:t>
+        <w:t xml:space="preserve">、</w:t>
+      </w:r>
+      <m:oMath>
+        <m:r>
+          <m:t>M</m:t>
+        </m:r>
+        <m:r>
+          <m:t>n</m:t>
+        </m:r>
+        <m:r>
+          <m:t>S</m:t>
+        </m:r>
+        <m:sSub>
+          <m:e>
+            <m:r>
+              <m:t>O</m:t>
+            </m:r>
+          </m:e>
+          <m:sub>
+            <m:r>
+              <m:t>4</m:t>
+            </m:r>
+          </m:sub>
+        </m:sSub>
+      </m:oMath>
+      <w:r>
+        <w:rPr>
+          <w:rFonts w:ascii="Times New Roman" w:hAnsi="Times New Roman" w:eastAsia="Times New Roman" w:cs="Times New Roman"/>
+        </w:rPr>
+        <w:t xml:space="preserve">、</w:t>
       </w:r>
       <m:oMath>
         <m:oMathPr>
@@ -17443,19 +17870,23 @@
         </w:rPr>
         <w:t xml:space="preserve"> </w:t>
       </w:r>
-      <w:r>
-        <w:rPr>
-          <w:rFonts w:hint="eastAsia" w:ascii="Times New Roman" w:hAnsi="Times New Roman" w:eastAsia="Times New Roman" w:cs="Times New Roman"/>
-        </w:rPr>
-        <w:t>SO</w:t>
-      </w:r>
-      <w:r>
-        <w:rPr>
-          <w:rFonts w:hint="eastAsia" w:ascii="Times New Roman" w:hAnsi="Times New Roman" w:eastAsia="Times New Roman" w:cs="Times New Roman"/>
-          <w:vertAlign w:val="subscript"/>
-        </w:rPr>
-        <w:t>2</w:t>
-      </w:r>
+      <m:oMath>
+        <m:r>
+          <m:t>S</m:t>
+        </m:r>
+        <m:sSub>
+          <m:e>
+            <m:r>
+              <m:t>O</m:t>
+            </m:r>
+          </m:e>
+          <m:sub>
+            <m:r>
+              <m:t>2</m:t>
+            </m:r>
+          </m:sub>
+        </m:sSub>
+      </m:oMath>
       <w:r>
         <w:rPr>
           <w:rFonts w:hint="eastAsia" w:ascii="Times New Roman" w:hAnsi="Times New Roman" w:eastAsia="Times New Roman" w:cs="Times New Roman"/>
@@ -19439,7 +19870,7 @@
     <ns0:name ns0:val="Verbatim Char"/>
     <ns0:basedOn ns0:val="BodyTextChar"/>
     <ns0:rPr>
-      <ns0:rFonts ns0:ascii="Times New Roman" ns0:cs="Times New Roman" ns0:eastAsia="FangSong" ns0:hAnsi="Times New Roman"/>
+      <ns0:rFonts ns0:ascii="SimSun" ns0:cs="SimSun" ns0:eastAsia="SimSun" ns0:hAnsi="SimSun"/>
       <ns0:b ns0:val="0"/>
       <ns0:sz ns0:val="20"/>
     </ns0:rPr>
@@ -19493,7 +19924,7 @@
       <w:wordWrap w:val="off"/>
     </w:pPr>
     <ns0:rPr>
-      <w:rFonts ns0:ascii="Times New Roman" ns0:hAnsi="Times New Roman" ns0:eastAsia="FangSong" ns0:cs="Times New Roman"/>
+      <w:rFonts ns0:ascii="SimSun" ns0:hAnsi="SimSun" ns0:eastAsia="SimSun" ns0:cs="SimSun"/>
     </ns0:rPr>
   </w:style>
   <w:style w:type="character" w:customStyle="1" w:styleId="KeywordTok">

--- a/00-首页/题组Word/专项卷/二分册/专项卷IV-学生版.docx
+++ b/00-首页/题组Word/专项卷/二分册/专项卷IV-学生版.docx
@@ -1240,6 +1240,46 @@
         <w:t>？</w:t>
       </w:r>
     </w:p>
+    <w:p>
+      <w:pPr>
+        <w:spacing w:before="0" w:after="0"/>
+      </w:pPr>
+    </w:p>
+    <w:p>
+      <w:pPr>
+        <w:spacing w:before="0" w:after="0"/>
+      </w:pPr>
+    </w:p>
+    <w:p>
+      <w:pPr>
+        <w:spacing w:before="0" w:after="0"/>
+      </w:pPr>
+    </w:p>
+    <w:p>
+      <w:pPr>
+        <w:spacing w:before="0" w:after="0"/>
+      </w:pPr>
+    </w:p>
+    <w:p>
+      <w:pPr>
+        <w:spacing w:before="0" w:after="0"/>
+      </w:pPr>
+    </w:p>
+    <w:p>
+      <w:pPr>
+        <w:spacing w:before="0" w:after="0"/>
+      </w:pPr>
+    </w:p>
+    <w:p>
+      <w:pPr>
+        <w:spacing w:before="0" w:after="0"/>
+      </w:pPr>
+    </w:p>
+    <w:p>
+      <w:pPr>
+        <w:spacing w:before="0" w:after="0"/>
+      </w:pPr>
+    </w:p>
     <w:bookmarkEnd w:id="10"/>
     <w:bookmarkStart w:id="11" w:name="第-2-题"/>
     <w:p>
@@ -2227,6 +2267,31 @@
         </w:rPr>
         <w:t>。</w:t>
       </w:r>
+    </w:p>
+    <w:p>
+      <w:pPr>
+        <w:spacing w:before="0" w:after="0"/>
+      </w:pPr>
+    </w:p>
+    <w:p>
+      <w:pPr>
+        <w:spacing w:before="0" w:after="0"/>
+      </w:pPr>
+    </w:p>
+    <w:p>
+      <w:pPr>
+        <w:spacing w:before="0" w:after="0"/>
+      </w:pPr>
+    </w:p>
+    <w:p>
+      <w:pPr>
+        <w:spacing w:before="0" w:after="0"/>
+      </w:pPr>
+    </w:p>
+    <w:p>
+      <w:pPr>
+        <w:spacing w:before="0" w:after="0"/>
+      </w:pPr>
     </w:p>
     <w:bookmarkEnd w:id="11"/>
     <w:bookmarkStart w:id="12" w:name="第-3-题"/>
@@ -3339,6 +3404,31 @@
         <w:t>。</w:t>
       </w:r>
     </w:p>
+    <w:p>
+      <w:pPr>
+        <w:spacing w:before="0" w:after="0"/>
+      </w:pPr>
+    </w:p>
+    <w:p>
+      <w:pPr>
+        <w:spacing w:before="0" w:after="0"/>
+      </w:pPr>
+    </w:p>
+    <w:p>
+      <w:pPr>
+        <w:spacing w:before="0" w:after="0"/>
+      </w:pPr>
+    </w:p>
+    <w:p>
+      <w:pPr>
+        <w:spacing w:before="0" w:after="0"/>
+      </w:pPr>
+    </w:p>
+    <w:p>
+      <w:pPr>
+        <w:spacing w:before="0" w:after="0"/>
+      </w:pPr>
+    </w:p>
     <w:bookmarkEnd w:id="12"/>
     <w:bookmarkStart w:id="25" w:name="第-4-题"/>
     <w:p>
@@ -3541,7 +3631,7 @@
         </w:rPr>
         <w:drawing>
           <wp:inline>
-            <wp:extent cx="2971800" cy="2476500"/>
+            <wp:extent cx="2921000" cy="2476500"/>
             <wp:effectExtent b="0" l="0" r="0" t="0"/>
             <wp:docPr descr="" title="" id="14" name="Picture"/>
             <a:graphic>
@@ -3562,7 +3652,7 @@
                   <pic:spPr bwMode="auto">
                     <a:xfrm>
                       <a:off x="0" y="0"/>
-                      <a:ext cx="2971800" cy="2476500"/>
+                      <a:ext cx="2921000" cy="2476500"/>
                     </a:xfrm>
                     <a:prstGeom prst="rect">
                       <a:avLst/>
@@ -3596,7 +3686,7 @@
         </w:rPr>
         <w:drawing>
           <wp:inline>
-            <wp:extent cx="3086100" cy="2489200"/>
+            <wp:extent cx="3086100" cy="2487110"/>
             <wp:effectExtent b="0" l="0" r="0" t="0"/>
             <wp:docPr descr="" title="" id="17" name="Picture"/>
             <a:graphic>
@@ -3617,7 +3707,7 @@
                   <pic:spPr bwMode="auto">
                     <a:xfrm>
                       <a:off x="0" y="0"/>
-                      <a:ext cx="3086100" cy="2489200"/>
+                      <a:ext cx="3086100" cy="2487110"/>
                     </a:xfrm>
                     <a:prstGeom prst="rect">
                       <a:avLst/>
@@ -3651,7 +3741,7 @@
         </w:rPr>
         <w:drawing>
           <wp:inline>
-            <wp:extent cx="2971800" cy="2514600"/>
+            <wp:extent cx="2897534" cy="2514600"/>
             <wp:effectExtent b="0" l="0" r="0" t="0"/>
             <wp:docPr descr="" title="" id="20" name="Picture"/>
             <a:graphic>
@@ -3672,7 +3762,7 @@
                   <pic:spPr bwMode="auto">
                     <a:xfrm>
                       <a:off x="0" y="0"/>
-                      <a:ext cx="2971800" cy="2514600"/>
+                      <a:ext cx="2897534" cy="2514600"/>
                     </a:xfrm>
                     <a:prstGeom prst="rect">
                       <a:avLst/>
@@ -3811,7 +3901,7 @@
         </w:rPr>
         <w:drawing>
           <wp:inline>
-            <wp:extent cx="3600000" cy="1183892"/>
+            <wp:extent cx="3587918" cy="1183892"/>
             <wp:effectExtent b="0" l="0" r="0" t="0"/>
             <wp:docPr descr="" title="" id="23" name="Picture"/>
             <a:graphic>
@@ -3832,7 +3922,7 @@
                   <pic:spPr bwMode="auto">
                     <a:xfrm>
                       <a:off x="0" y="0"/>
-                      <a:ext cx="3600000" cy="1183892"/>
+                      <a:ext cx="3587918" cy="1183892"/>
                     </a:xfrm>
                     <a:prstGeom prst="rect">
                       <a:avLst/>
@@ -3851,6 +3941,21 @@
         </w:drawing>
       </w:r>
     </w:p>
+    <w:p>
+      <w:pPr>
+        <w:spacing w:before="0" w:after="0"/>
+      </w:pPr>
+    </w:p>
+    <w:p>
+      <w:pPr>
+        <w:spacing w:before="0" w:after="0"/>
+      </w:pPr>
+    </w:p>
+    <w:p>
+      <w:pPr>
+        <w:spacing w:before="0" w:after="0"/>
+      </w:pPr>
+    </w:p>
     <w:bookmarkEnd w:id="25"/>
     <w:bookmarkStart w:id="26" w:name="第-5-题"/>
     <w:p>
@@ -4346,6 +4451,46 @@
         <w:t>）</w:t>
       </w:r>
     </w:p>
+    <w:p>
+      <w:pPr>
+        <w:spacing w:before="0" w:after="0"/>
+      </w:pPr>
+    </w:p>
+    <w:p>
+      <w:pPr>
+        <w:spacing w:before="0" w:after="0"/>
+      </w:pPr>
+    </w:p>
+    <w:p>
+      <w:pPr>
+        <w:spacing w:before="0" w:after="0"/>
+      </w:pPr>
+    </w:p>
+    <w:p>
+      <w:pPr>
+        <w:spacing w:before="0" w:after="0"/>
+      </w:pPr>
+    </w:p>
+    <w:p>
+      <w:pPr>
+        <w:spacing w:before="0" w:after="0"/>
+      </w:pPr>
+    </w:p>
+    <w:p>
+      <w:pPr>
+        <w:spacing w:before="0" w:after="0"/>
+      </w:pPr>
+    </w:p>
+    <w:p>
+      <w:pPr>
+        <w:spacing w:before="0" w:after="0"/>
+      </w:pPr>
+    </w:p>
+    <w:p>
+      <w:pPr>
+        <w:spacing w:before="0" w:after="0"/>
+      </w:pPr>
+    </w:p>
     <w:bookmarkEnd w:id="27"/>
     <w:bookmarkStart w:id="28" w:name="第-6-题"/>
     <w:p>
@@ -4440,6 +4585,8 @@
     <w:p>
       <w:pPr>
         <w:pStyle w:val="FirstParagraph"/>
+        <w:ind w:left="480" w:hanging="480"/>
+        <w:spacing w:after="0"/>
       </w:pPr>
       <w:r>
         <w:rPr>
@@ -4567,6 +4714,13 @@
         </w:rPr>
         <w:t xml:space="preserve"> </w:t>
       </w:r>
+    </w:p>
+    <w:p>
+      <w:pPr>
+        <w:pStyle w:val="FirstParagraph"/>
+        <w:ind w:left="480" w:hanging="480"/>
+        <w:spacing w:before="0" w:after="0"/>
+      </w:pPr>
       <w:r>
         <w:rPr>
           <w:rFonts w:ascii="Times New Roman" w:hAnsi="Times New Roman" w:eastAsia="Times New Roman" w:cs="Times New Roman"/>
@@ -4629,7 +4783,20 @@
         <w:rPr>
           <w:rFonts w:ascii="Times New Roman" w:hAnsi="Times New Roman" w:eastAsia="Times New Roman" w:cs="Times New Roman"/>
         </w:rPr>
-        <w:t xml:space="preserve">　B.</w:t>
+        <w:t xml:space="preserve">　</w:t>
+      </w:r>
+    </w:p>
+    <w:p>
+      <w:pPr>
+        <w:pStyle w:val="FirstParagraph"/>
+        <w:ind w:left="480" w:hanging="480"/>
+        <w:spacing w:before="0" w:after="0"/>
+      </w:pPr>
+      <w:r>
+        <w:rPr>
+          <w:rFonts w:ascii="Times New Roman" w:hAnsi="Times New Roman" w:eastAsia="Times New Roman" w:cs="Times New Roman"/>
+        </w:rPr>
+        <w:t xml:space="preserve">B.</w:t>
       </w:r>
       <w:r>
         <w:rPr>
@@ -4687,7 +4854,20 @@
         <w:rPr>
           <w:rFonts w:ascii="Times New Roman" w:hAnsi="Times New Roman" w:eastAsia="Times New Roman" w:cs="Times New Roman"/>
         </w:rPr>
-        <w:t xml:space="preserve">　C.</w:t>
+        <w:t xml:space="preserve">　</w:t>
+      </w:r>
+    </w:p>
+    <w:p>
+      <w:pPr>
+        <w:pStyle w:val="FirstParagraph"/>
+        <w:ind w:left="480" w:hanging="480"/>
+        <w:spacing w:before="0" w:after="0"/>
+      </w:pPr>
+      <w:r>
+        <w:rPr>
+          <w:rFonts w:ascii="Times New Roman" w:hAnsi="Times New Roman" w:eastAsia="Times New Roman" w:cs="Times New Roman"/>
+        </w:rPr>
+        <w:t xml:space="preserve">C.</w:t>
       </w:r>
       <w:r>
         <w:rPr>
@@ -4745,7 +4925,20 @@
         <w:rPr>
           <w:rFonts w:ascii="Times New Roman" w:hAnsi="Times New Roman" w:eastAsia="Times New Roman" w:cs="Times New Roman"/>
         </w:rPr>
-        <w:t xml:space="preserve">　D.</w:t>
+        <w:t xml:space="preserve">　</w:t>
+      </w:r>
+    </w:p>
+    <w:p>
+      <w:pPr>
+        <w:pStyle w:val="FirstParagraph"/>
+        <w:ind w:left="480" w:hanging="480"/>
+        <w:spacing w:before="0" w:after="180"/>
+      </w:pPr>
+      <w:r>
+        <w:rPr>
+          <w:rFonts w:ascii="Times New Roman" w:hAnsi="Times New Roman" w:eastAsia="Times New Roman" w:cs="Times New Roman"/>
+        </w:rPr>
+        <w:t xml:space="preserve">D.</w:t>
       </w:r>
       <w:r>
         <w:rPr>
@@ -4800,6 +4993,16 @@
         </m:r>
       </m:oMath>
     </w:p>
+    <w:p>
+      <w:pPr>
+        <w:spacing w:before="0" w:after="0"/>
+      </w:pPr>
+    </w:p>
+    <w:p>
+      <w:pPr>
+        <w:spacing w:before="0" w:after="0"/>
+      </w:pPr>
+    </w:p>
     <w:bookmarkEnd w:id="28"/>
     <w:bookmarkStart w:id="29" w:name="第-7-题"/>
     <w:p>
@@ -4951,6 +5154,8 @@
     <w:p>
       <w:pPr>
         <w:pStyle w:val="FirstParagraph"/>
+        <w:ind w:left="480" w:hanging="480"/>
+        <w:spacing w:after="0"/>
       </w:pPr>
       <w:r>
         <w:rPr>
@@ -4970,6 +5175,13 @@
         </w:rPr>
         <w:t xml:space="preserve"> </w:t>
       </w:r>
+    </w:p>
+    <w:p>
+      <w:pPr>
+        <w:pStyle w:val="FirstParagraph"/>
+        <w:ind w:left="480" w:hanging="480"/>
+        <w:spacing w:before="0" w:after="0"/>
+      </w:pPr>
       <w:r>
         <w:rPr>
           <w:rFonts w:ascii="Times New Roman" w:hAnsi="Times New Roman" w:eastAsia="Times New Roman" w:cs="Times New Roman"/>
@@ -4988,6 +5200,13 @@
         </w:rPr>
         <w:t xml:space="preserve"> </w:t>
       </w:r>
+    </w:p>
+    <w:p>
+      <w:pPr>
+        <w:pStyle w:val="FirstParagraph"/>
+        <w:ind w:left="480" w:hanging="480"/>
+        <w:spacing w:before="0" w:after="0"/>
+      </w:pPr>
       <w:r>
         <w:rPr>
           <w:rFonts w:ascii="Times New Roman" w:hAnsi="Times New Roman" w:eastAsia="Times New Roman" w:cs="Times New Roman"/>
@@ -5006,6 +5225,13 @@
         </w:rPr>
         <w:t xml:space="preserve"> </w:t>
       </w:r>
+    </w:p>
+    <w:p>
+      <w:pPr>
+        <w:pStyle w:val="FirstParagraph"/>
+        <w:ind w:left="480" w:hanging="480"/>
+        <w:spacing w:before="0" w:after="180"/>
+      </w:pPr>
       <w:r>
         <w:rPr>
           <w:rFonts w:ascii="Times New Roman" w:hAnsi="Times New Roman" w:eastAsia="Times New Roman" w:cs="Times New Roman"/>
@@ -5018,6 +5244,16 @@
         </w:rPr>
         <w:t xml:space="preserve">蛋白质溶液遇硫酸铜后产生的沉淀能重新溶解于水</w:t>
       </w:r>
+    </w:p>
+    <w:p>
+      <w:pPr>
+        <w:spacing w:before="0" w:after="0"/>
+      </w:pPr>
+    </w:p>
+    <w:p>
+      <w:pPr>
+        <w:spacing w:before="0" w:after="0"/>
+      </w:pPr>
     </w:p>
     <w:bookmarkEnd w:id="29"/>
     <w:bookmarkStart w:id="30" w:name="第-8-题"/>
@@ -5243,6 +5479,8 @@
     <w:p>
       <w:pPr>
         <w:pStyle w:val="BodyText"/>
+        <w:ind w:left="480" w:hanging="480"/>
+        <w:spacing w:after="0"/>
       </w:pPr>
       <w:r>
         <w:rPr>
@@ -5297,7 +5535,20 @@
         <w:rPr>
           <w:rFonts w:ascii="Times New Roman" w:hAnsi="Times New Roman" w:eastAsia="Times New Roman" w:cs="Times New Roman"/>
         </w:rPr>
-        <w:t xml:space="preserve">　B.</w:t>
+        <w:t xml:space="preserve">　</w:t>
+      </w:r>
+    </w:p>
+    <w:p>
+      <w:pPr>
+        <w:pStyle w:val="BodyText"/>
+        <w:ind w:left="480" w:hanging="480"/>
+        <w:spacing w:before="0" w:after="0"/>
+      </w:pPr>
+      <w:r>
+        <w:rPr>
+          <w:rFonts w:ascii="Times New Roman" w:hAnsi="Times New Roman" w:eastAsia="Times New Roman" w:cs="Times New Roman"/>
+        </w:rPr>
+        <w:t xml:space="preserve">B.</w:t>
       </w:r>
       <w:r>
         <w:rPr>
@@ -5332,7 +5583,20 @@
         <w:rPr>
           <w:rFonts w:ascii="Times New Roman" w:hAnsi="Times New Roman" w:eastAsia="Times New Roman" w:cs="Times New Roman"/>
         </w:rPr>
-        <w:t xml:space="preserve">　C.</w:t>
+        <w:t xml:space="preserve">　</w:t>
+      </w:r>
+    </w:p>
+    <w:p>
+      <w:pPr>
+        <w:pStyle w:val="BodyText"/>
+        <w:ind w:left="480" w:hanging="480"/>
+        <w:spacing w:before="0" w:after="0"/>
+      </w:pPr>
+      <w:r>
+        <w:rPr>
+          <w:rFonts w:ascii="Times New Roman" w:hAnsi="Times New Roman" w:eastAsia="Times New Roman" w:cs="Times New Roman"/>
+        </w:rPr>
+        <w:t xml:space="preserve">C.</w:t>
       </w:r>
       <w:r>
         <w:rPr>
@@ -5367,7 +5631,20 @@
         <w:rPr>
           <w:rFonts w:ascii="Times New Roman" w:hAnsi="Times New Roman" w:eastAsia="Times New Roman" w:cs="Times New Roman"/>
         </w:rPr>
-        <w:t xml:space="preserve">　D.</w:t>
+        <w:t xml:space="preserve">　</w:t>
+      </w:r>
+    </w:p>
+    <w:p>
+      <w:pPr>
+        <w:pStyle w:val="BodyText"/>
+        <w:ind w:left="480" w:hanging="480"/>
+        <w:spacing w:before="0" w:after="180"/>
+      </w:pPr>
+      <w:r>
+        <w:rPr>
+          <w:rFonts w:ascii="Times New Roman" w:hAnsi="Times New Roman" w:eastAsia="Times New Roman" w:cs="Times New Roman"/>
+        </w:rPr>
+        <w:t xml:space="preserve">D.</w:t>
       </w:r>
       <w:r>
         <w:rPr>
@@ -5419,6 +5696,16 @@
         </m:r>
       </m:oMath>
     </w:p>
+    <w:p>
+      <w:pPr>
+        <w:spacing w:before="0" w:after="0"/>
+      </w:pPr>
+    </w:p>
+    <w:p>
+      <w:pPr>
+        <w:spacing w:before="0" w:after="0"/>
+      </w:pPr>
+    </w:p>
     <w:bookmarkEnd w:id="30"/>
     <w:bookmarkStart w:id="31" w:name="第-9-题"/>
     <w:p>
@@ -5513,6 +5800,8 @@
     <w:p>
       <w:pPr>
         <w:pStyle w:val="FirstParagraph"/>
+        <w:ind w:left="480" w:hanging="480"/>
+        <w:spacing w:after="0"/>
       </w:pPr>
       <w:r>
         <w:rPr>
@@ -5653,6 +5942,13 @@
         </w:rPr>
         <w:t xml:space="preserve"> </w:t>
       </w:r>
+    </w:p>
+    <w:p>
+      <w:pPr>
+        <w:pStyle w:val="FirstParagraph"/>
+        <w:ind w:left="480" w:hanging="480"/>
+        <w:spacing w:before="0" w:after="0"/>
+      </w:pPr>
       <w:r>
         <w:rPr>
           <w:rFonts w:ascii="Times New Roman" w:hAnsi="Times New Roman" w:eastAsia="Times New Roman" w:cs="Times New Roman"/>
@@ -5733,7 +6029,20 @@
         <w:rPr>
           <w:rFonts w:ascii="Times New Roman" w:hAnsi="Times New Roman" w:eastAsia="Times New Roman" w:cs="Times New Roman"/>
         </w:rPr>
-        <w:t xml:space="preserve">　B.</w:t>
+        <w:t xml:space="preserve">　</w:t>
+      </w:r>
+    </w:p>
+    <w:p>
+      <w:pPr>
+        <w:pStyle w:val="FirstParagraph"/>
+        <w:ind w:left="480" w:hanging="480"/>
+        <w:spacing w:before="0" w:after="0"/>
+      </w:pPr>
+      <w:r>
+        <w:rPr>
+          <w:rFonts w:ascii="Times New Roman" w:hAnsi="Times New Roman" w:eastAsia="Times New Roman" w:cs="Times New Roman"/>
+        </w:rPr>
+        <w:t xml:space="preserve">B.</w:t>
       </w:r>
       <w:r>
         <w:rPr>
@@ -5848,7 +6157,20 @@
         <w:rPr>
           <w:rFonts w:ascii="Times New Roman" w:hAnsi="Times New Roman" w:eastAsia="Times New Roman" w:cs="Times New Roman"/>
         </w:rPr>
-        <w:t xml:space="preserve">　C.</w:t>
+        <w:t xml:space="preserve">　</w:t>
+      </w:r>
+    </w:p>
+    <w:p>
+      <w:pPr>
+        <w:pStyle w:val="FirstParagraph"/>
+        <w:ind w:left="480" w:hanging="480"/>
+        <w:spacing w:before="0" w:after="0"/>
+      </w:pPr>
+      <w:r>
+        <w:rPr>
+          <w:rFonts w:ascii="Times New Roman" w:hAnsi="Times New Roman" w:eastAsia="Times New Roman" w:cs="Times New Roman"/>
+        </w:rPr>
+        <w:t xml:space="preserve">C.</w:t>
       </w:r>
       <w:r>
         <w:rPr>
@@ -5960,7 +6282,20 @@
         <w:rPr>
           <w:rFonts w:ascii="Times New Roman" w:hAnsi="Times New Roman" w:eastAsia="Times New Roman" w:cs="Times New Roman"/>
         </w:rPr>
-        <w:t xml:space="preserve">　D.</w:t>
+        <w:t xml:space="preserve">　</w:t>
+      </w:r>
+    </w:p>
+    <w:p>
+      <w:pPr>
+        <w:pStyle w:val="FirstParagraph"/>
+        <w:ind w:left="480" w:hanging="480"/>
+        <w:spacing w:before="0" w:after="180"/>
+      </w:pPr>
+      <w:r>
+        <w:rPr>
+          <w:rFonts w:ascii="Times New Roman" w:hAnsi="Times New Roman" w:eastAsia="Times New Roman" w:cs="Times New Roman"/>
+        </w:rPr>
+        <w:t xml:space="preserve">D.</w:t>
       </w:r>
       <w:r>
         <w:rPr>
@@ -6083,6 +6418,16 @@
           </m:sub>
         </m:sSub>
       </m:oMath>
+    </w:p>
+    <w:p>
+      <w:pPr>
+        <w:spacing w:before="0" w:after="0"/>
+      </w:pPr>
+    </w:p>
+    <w:p>
+      <w:pPr>
+        <w:spacing w:before="0" w:after="0"/>
+      </w:pPr>
     </w:p>
     <w:bookmarkEnd w:id="31"/>
     <w:bookmarkStart w:id="32" w:name="第-10-题"/>
@@ -6424,6 +6769,31 @@
         <w:t>____。</w:t>
       </w:r>
     </w:p>
+    <w:p>
+      <w:pPr>
+        <w:spacing w:before="0" w:after="0"/>
+      </w:pPr>
+    </w:p>
+    <w:p>
+      <w:pPr>
+        <w:spacing w:before="0" w:after="0"/>
+      </w:pPr>
+    </w:p>
+    <w:p>
+      <w:pPr>
+        <w:spacing w:before="0" w:after="0"/>
+      </w:pPr>
+    </w:p>
+    <w:p>
+      <w:pPr>
+        <w:spacing w:before="0" w:after="0"/>
+      </w:pPr>
+    </w:p>
+    <w:p>
+      <w:pPr>
+        <w:spacing w:before="0" w:after="0"/>
+      </w:pPr>
+    </w:p>
     <w:bookmarkEnd w:id="32"/>
     <w:bookmarkStart w:id="33" w:name="第-11-题"/>
     <w:p>
@@ -6742,12 +7112,53 @@
     <w:p>
       <w:pPr>
         <w:pStyle w:val="FirstParagraph"/>
-      </w:pPr>
-      <w:r>
-        <w:rPr>
-          <w:rFonts w:ascii="Times New Roman" w:hAnsi="Times New Roman" w:eastAsia="Times New Roman" w:cs="Times New Roman"/>
-        </w:rPr>
-        <w:t xml:space="preserve">A. 3　　B. 2　　C. 1　　D. </w:t>
+        <w:ind w:left="480" w:hanging="480"/>
+        <w:spacing w:after="0"/>
+      </w:pPr>
+      <w:r>
+        <w:rPr>
+          <w:rFonts w:ascii="Times New Roman" w:hAnsi="Times New Roman" w:eastAsia="Times New Roman" w:cs="Times New Roman"/>
+        </w:rPr>
+        <w:t xml:space="preserve">A. 3　　</w:t>
+      </w:r>
+    </w:p>
+    <w:p>
+      <w:pPr>
+        <w:pStyle w:val="FirstParagraph"/>
+        <w:ind w:left="480" w:hanging="480"/>
+        <w:spacing w:before="0" w:after="0"/>
+      </w:pPr>
+      <w:r>
+        <w:rPr>
+          <w:rFonts w:ascii="Times New Roman" w:hAnsi="Times New Roman" w:eastAsia="Times New Roman" w:cs="Times New Roman"/>
+        </w:rPr>
+        <w:t xml:space="preserve">B. 2　　</w:t>
+      </w:r>
+    </w:p>
+    <w:p>
+      <w:pPr>
+        <w:pStyle w:val="FirstParagraph"/>
+        <w:ind w:left="480" w:hanging="480"/>
+        <w:spacing w:before="0" w:after="0"/>
+      </w:pPr>
+      <w:r>
+        <w:rPr>
+          <w:rFonts w:ascii="Times New Roman" w:hAnsi="Times New Roman" w:eastAsia="Times New Roman" w:cs="Times New Roman"/>
+        </w:rPr>
+        <w:t xml:space="preserve">C. 1　　</w:t>
+      </w:r>
+    </w:p>
+    <w:p>
+      <w:pPr>
+        <w:pStyle w:val="FirstParagraph"/>
+        <w:ind w:left="480" w:hanging="480"/>
+        <w:spacing w:before="0" w:after="180"/>
+      </w:pPr>
+      <w:r>
+        <w:rPr>
+          <w:rFonts w:ascii="Times New Roman" w:hAnsi="Times New Roman" w:eastAsia="Times New Roman" w:cs="Times New Roman"/>
+        </w:rPr>
+        <w:t xml:space="preserve">D. </w:t>
       </w:r>
       <w:r>
         <w:rPr>
@@ -6755,6 +7166,16 @@
         </w:rPr>
         <w:t xml:space="preserve">无法计算</w:t>
       </w:r>
+    </w:p>
+    <w:p>
+      <w:pPr>
+        <w:spacing w:before="0" w:after="0"/>
+      </w:pPr>
+    </w:p>
+    <w:p>
+      <w:pPr>
+        <w:spacing w:before="0" w:after="0"/>
+      </w:pPr>
     </w:p>
     <w:bookmarkEnd w:id="33"/>
     <w:bookmarkStart w:id="43" w:name="第-12-题"/>
@@ -7252,7 +7673,7 @@
         </w:rPr>
         <w:drawing>
           <wp:inline>
-            <wp:extent cx="2235200" cy="2336800"/>
+            <wp:extent cx="2235200" cy="2260892"/>
             <wp:effectExtent b="0" l="0" r="0" t="0"/>
             <wp:docPr descr="" title="" id="38" name="Picture"/>
             <a:graphic>
@@ -7273,7 +7694,7 @@
                   <pic:spPr bwMode="auto">
                     <a:xfrm>
                       <a:off x="0" y="0"/>
-                      <a:ext cx="2235200" cy="2336800"/>
+                      <a:ext cx="2235200" cy="2260892"/>
                     </a:xfrm>
                     <a:prstGeom prst="rect">
                       <a:avLst/>
@@ -8042,7 +8463,7 @@
         </w:rPr>
         <w:drawing>
           <wp:inline>
-            <wp:extent cx="3600000" cy="771428"/>
+            <wp:extent cx="3600000" cy="763393"/>
             <wp:effectExtent b="0" l="0" r="0" t="0"/>
             <wp:docPr descr="" title="" id="41" name="Picture"/>
             <a:graphic>
@@ -8063,7 +8484,7 @@
                   <pic:spPr bwMode="auto">
                     <a:xfrm>
                       <a:off x="0" y="0"/>
-                      <a:ext cx="3600000" cy="771428"/>
+                      <a:ext cx="3600000" cy="763393"/>
                     </a:xfrm>
                     <a:prstGeom prst="rect">
                       <a:avLst/>
@@ -8081,6 +8502,46 @@
           </wp:inline>
         </w:drawing>
       </w:r>
+    </w:p>
+    <w:p>
+      <w:pPr>
+        <w:spacing w:before="0" w:after="0"/>
+      </w:pPr>
+    </w:p>
+    <w:p>
+      <w:pPr>
+        <w:spacing w:before="0" w:after="0"/>
+      </w:pPr>
+    </w:p>
+    <w:p>
+      <w:pPr>
+        <w:spacing w:before="0" w:after="0"/>
+      </w:pPr>
+    </w:p>
+    <w:p>
+      <w:pPr>
+        <w:spacing w:before="0" w:after="0"/>
+      </w:pPr>
+    </w:p>
+    <w:p>
+      <w:pPr>
+        <w:spacing w:before="0" w:after="0"/>
+      </w:pPr>
+    </w:p>
+    <w:p>
+      <w:pPr>
+        <w:spacing w:before="0" w:after="0"/>
+      </w:pPr>
+    </w:p>
+    <w:p>
+      <w:pPr>
+        <w:spacing w:before="0" w:after="0"/>
+      </w:pPr>
+    </w:p>
+    <w:p>
+      <w:pPr>
+        <w:spacing w:before="0" w:after="0"/>
+      </w:pPr>
     </w:p>
     <w:bookmarkEnd w:id="43"/>
     <w:bookmarkStart w:id="47" w:name="第-13-题"/>
@@ -8782,6 +9243,46 @@
         <w:t xml:space="preserve">、____、____。</w:t>
       </w:r>
     </w:p>
+    <w:p>
+      <w:pPr>
+        <w:spacing w:before="0" w:after="0"/>
+      </w:pPr>
+    </w:p>
+    <w:p>
+      <w:pPr>
+        <w:spacing w:before="0" w:after="0"/>
+      </w:pPr>
+    </w:p>
+    <w:p>
+      <w:pPr>
+        <w:spacing w:before="0" w:after="0"/>
+      </w:pPr>
+    </w:p>
+    <w:p>
+      <w:pPr>
+        <w:spacing w:before="0" w:after="0"/>
+      </w:pPr>
+    </w:p>
+    <w:p>
+      <w:pPr>
+        <w:spacing w:before="0" w:after="0"/>
+      </w:pPr>
+    </w:p>
+    <w:p>
+      <w:pPr>
+        <w:spacing w:before="0" w:after="0"/>
+      </w:pPr>
+    </w:p>
+    <w:p>
+      <w:pPr>
+        <w:spacing w:before="0" w:after="0"/>
+      </w:pPr>
+    </w:p>
+    <w:p>
+      <w:pPr>
+        <w:spacing w:before="0" w:after="0"/>
+      </w:pPr>
+    </w:p>
     <w:bookmarkEnd w:id="47"/>
     <w:bookmarkStart w:id="48" w:name="第-14-题"/>
     <w:p>
@@ -9155,6 +9656,31 @@
         </w:rPr>
         <w:t xml:space="preserve"> ____。</w:t>
       </w:r>
+    </w:p>
+    <w:p>
+      <w:pPr>
+        <w:spacing w:before="0" w:after="0"/>
+      </w:pPr>
+    </w:p>
+    <w:p>
+      <w:pPr>
+        <w:spacing w:before="0" w:after="0"/>
+      </w:pPr>
+    </w:p>
+    <w:p>
+      <w:pPr>
+        <w:spacing w:before="0" w:after="0"/>
+      </w:pPr>
+    </w:p>
+    <w:p>
+      <w:pPr>
+        <w:spacing w:before="0" w:after="0"/>
+      </w:pPr>
+    </w:p>
+    <w:p>
+      <w:pPr>
+        <w:spacing w:before="0" w:after="0"/>
+      </w:pPr>
     </w:p>
     <w:bookmarkEnd w:id="48"/>
     <w:bookmarkStart w:id="52" w:name="第-15-题"/>
@@ -9638,6 +10164,31 @@
         </w:rPr>
         <w:t>____。</w:t>
       </w:r>
+    </w:p>
+    <w:p>
+      <w:pPr>
+        <w:spacing w:before="0" w:after="0"/>
+      </w:pPr>
+    </w:p>
+    <w:p>
+      <w:pPr>
+        <w:spacing w:before="0" w:after="0"/>
+      </w:pPr>
+    </w:p>
+    <w:p>
+      <w:pPr>
+        <w:spacing w:before="0" w:after="0"/>
+      </w:pPr>
+    </w:p>
+    <w:p>
+      <w:pPr>
+        <w:spacing w:before="0" w:after="0"/>
+      </w:pPr>
+    </w:p>
+    <w:p>
+      <w:pPr>
+        <w:spacing w:before="0" w:after="0"/>
+      </w:pPr>
     </w:p>
     <w:bookmarkEnd w:id="52"/>
     <w:bookmarkStart w:id="56" w:name="第-16-题"/>
@@ -10948,7 +11499,7 @@
         </w:rPr>
         <w:drawing>
           <wp:inline>
-            <wp:extent cx="1800000" cy="1800000"/>
+            <wp:extent cx="1800000" cy="1761702"/>
             <wp:effectExtent b="0" l="0" r="0" t="0"/>
             <wp:docPr descr="" title="" id="54" name="Picture"/>
             <a:graphic>
@@ -10969,7 +11520,7 @@
                   <pic:spPr bwMode="auto">
                     <a:xfrm>
                       <a:off x="0" y="0"/>
-                      <a:ext cx="1800000" cy="1800000"/>
+                      <a:ext cx="1800000" cy="1761702"/>
                     </a:xfrm>
                     <a:prstGeom prst="rect">
                       <a:avLst/>
@@ -11112,6 +11663,46 @@
         <w:t>____。</w:t>
       </w:r>
     </w:p>
+    <w:p>
+      <w:pPr>
+        <w:spacing w:before="0" w:after="0"/>
+      </w:pPr>
+    </w:p>
+    <w:p>
+      <w:pPr>
+        <w:spacing w:before="0" w:after="0"/>
+      </w:pPr>
+    </w:p>
+    <w:p>
+      <w:pPr>
+        <w:spacing w:before="0" w:after="0"/>
+      </w:pPr>
+    </w:p>
+    <w:p>
+      <w:pPr>
+        <w:spacing w:before="0" w:after="0"/>
+      </w:pPr>
+    </w:p>
+    <w:p>
+      <w:pPr>
+        <w:spacing w:before="0" w:after="0"/>
+      </w:pPr>
+    </w:p>
+    <w:p>
+      <w:pPr>
+        <w:spacing w:before="0" w:after="0"/>
+      </w:pPr>
+    </w:p>
+    <w:p>
+      <w:pPr>
+        <w:spacing w:before="0" w:after="0"/>
+      </w:pPr>
+    </w:p>
+    <w:p>
+      <w:pPr>
+        <w:spacing w:before="0" w:after="0"/>
+      </w:pPr>
+    </w:p>
     <w:bookmarkEnd w:id="56"/>
     <w:bookmarkStart w:id="57" w:name="第-17-题"/>
     <w:p>
@@ -11581,6 +12172,46 @@
         <w:t xml:space="preserve">Br—79.904）</w:t>
       </w:r>
     </w:p>
+    <w:p>
+      <w:pPr>
+        <w:spacing w:before="0" w:after="0"/>
+      </w:pPr>
+    </w:p>
+    <w:p>
+      <w:pPr>
+        <w:spacing w:before="0" w:after="0"/>
+      </w:pPr>
+    </w:p>
+    <w:p>
+      <w:pPr>
+        <w:spacing w:before="0" w:after="0"/>
+      </w:pPr>
+    </w:p>
+    <w:p>
+      <w:pPr>
+        <w:spacing w:before="0" w:after="0"/>
+      </w:pPr>
+    </w:p>
+    <w:p>
+      <w:pPr>
+        <w:spacing w:before="0" w:after="0"/>
+      </w:pPr>
+    </w:p>
+    <w:p>
+      <w:pPr>
+        <w:spacing w:before="0" w:after="0"/>
+      </w:pPr>
+    </w:p>
+    <w:p>
+      <w:pPr>
+        <w:spacing w:before="0" w:after="0"/>
+      </w:pPr>
+    </w:p>
+    <w:p>
+      <w:pPr>
+        <w:spacing w:before="0" w:after="0"/>
+      </w:pPr>
+    </w:p>
     <w:bookmarkEnd w:id="57"/>
     <w:bookmarkStart w:id="58" w:name="第-18-题"/>
     <w:p>
@@ -12270,6 +12901,46 @@
         </w:rPr>
         <w:t>）。</w:t>
       </w:r>
+    </w:p>
+    <w:p>
+      <w:pPr>
+        <w:spacing w:before="0" w:after="0"/>
+      </w:pPr>
+    </w:p>
+    <w:p>
+      <w:pPr>
+        <w:spacing w:before="0" w:after="0"/>
+      </w:pPr>
+    </w:p>
+    <w:p>
+      <w:pPr>
+        <w:spacing w:before="0" w:after="0"/>
+      </w:pPr>
+    </w:p>
+    <w:p>
+      <w:pPr>
+        <w:spacing w:before="0" w:after="0"/>
+      </w:pPr>
+    </w:p>
+    <w:p>
+      <w:pPr>
+        <w:spacing w:before="0" w:after="0"/>
+      </w:pPr>
+    </w:p>
+    <w:p>
+      <w:pPr>
+        <w:spacing w:before="0" w:after="0"/>
+      </w:pPr>
+    </w:p>
+    <w:p>
+      <w:pPr>
+        <w:spacing w:before="0" w:after="0"/>
+      </w:pPr>
+    </w:p>
+    <w:p>
+      <w:pPr>
+        <w:spacing w:before="0" w:after="0"/>
+      </w:pPr>
     </w:p>
     <w:bookmarkEnd w:id="58"/>
     <w:bookmarkStart w:id="65" w:name="第-19-题"/>
@@ -12571,7 +13242,7 @@
         </w:rPr>
         <w:drawing>
           <wp:inline>
-            <wp:extent cx="3600000" cy="842553"/>
+            <wp:extent cx="3600000" cy="838298"/>
             <wp:effectExtent b="0" l="0" r="0" t="0"/>
             <wp:docPr descr="" title="" id="63" name="Picture"/>
             <a:graphic>
@@ -12592,7 +13263,7 @@
                   <pic:spPr bwMode="auto">
                     <a:xfrm>
                       <a:off x="0" y="0"/>
-                      <a:ext cx="3600000" cy="842553"/>
+                      <a:ext cx="3600000" cy="838298"/>
                     </a:xfrm>
                     <a:prstGeom prst="rect">
                       <a:avLst/>
@@ -12758,6 +13429,31 @@
         </m:oMath>
       </m:oMathPara>
     </w:p>
+    <w:p>
+      <w:pPr>
+        <w:spacing w:before="0" w:after="0"/>
+      </w:pPr>
+    </w:p>
+    <w:p>
+      <w:pPr>
+        <w:spacing w:before="0" w:after="0"/>
+      </w:pPr>
+    </w:p>
+    <w:p>
+      <w:pPr>
+        <w:spacing w:before="0" w:after="0"/>
+      </w:pPr>
+    </w:p>
+    <w:p>
+      <w:pPr>
+        <w:spacing w:before="0" w:after="0"/>
+      </w:pPr>
+    </w:p>
+    <w:p>
+      <w:pPr>
+        <w:spacing w:before="0" w:after="0"/>
+      </w:pPr>
+    </w:p>
     <w:bookmarkEnd w:id="65"/>
     <w:bookmarkStart w:id="69" w:name="第-20-题"/>
     <w:p>
@@ -12908,7 +13604,7 @@
         </w:rPr>
         <w:drawing>
           <wp:inline>
-            <wp:extent cx="3600000" cy="1357894"/>
+            <wp:extent cx="3600000" cy="1350877"/>
             <wp:effectExtent b="0" l="0" r="0" t="0"/>
             <wp:docPr descr="" title="" id="67" name="Picture"/>
             <a:graphic>
@@ -12929,7 +13625,7 @@
                   <pic:spPr bwMode="auto">
                     <a:xfrm>
                       <a:off x="0" y="0"/>
-                      <a:ext cx="3600000" cy="1357894"/>
+                      <a:ext cx="3600000" cy="1350877"/>
                     </a:xfrm>
                     <a:prstGeom prst="rect">
                       <a:avLst/>
@@ -13593,6 +14289,46 @@
         <w:t>）</w:t>
       </w:r>
     </w:p>
+    <w:p>
+      <w:pPr>
+        <w:spacing w:before="0" w:after="0"/>
+      </w:pPr>
+    </w:p>
+    <w:p>
+      <w:pPr>
+        <w:spacing w:before="0" w:after="0"/>
+      </w:pPr>
+    </w:p>
+    <w:p>
+      <w:pPr>
+        <w:spacing w:before="0" w:after="0"/>
+      </w:pPr>
+    </w:p>
+    <w:p>
+      <w:pPr>
+        <w:spacing w:before="0" w:after="0"/>
+      </w:pPr>
+    </w:p>
+    <w:p>
+      <w:pPr>
+        <w:spacing w:before="0" w:after="0"/>
+      </w:pPr>
+    </w:p>
+    <w:p>
+      <w:pPr>
+        <w:spacing w:before="0" w:after="0"/>
+      </w:pPr>
+    </w:p>
+    <w:p>
+      <w:pPr>
+        <w:spacing w:before="0" w:after="0"/>
+      </w:pPr>
+    </w:p>
+    <w:p>
+      <w:pPr>
+        <w:spacing w:before="0" w:after="0"/>
+      </w:pPr>
+    </w:p>
     <w:bookmarkEnd w:id="70"/>
     <w:bookmarkStart w:id="71" w:name="第-21-题"/>
     <w:p>
@@ -13763,6 +14499,8 @@
     <w:p>
       <w:pPr>
         <w:pStyle w:val="BodyText"/>
+        <w:ind w:left="480" w:hanging="480"/>
+        <w:spacing w:after="0"/>
       </w:pPr>
       <w:r>
         <w:rPr>
@@ -13832,7 +14570,20 @@
         <w:rPr>
           <w:rFonts w:ascii="Times New Roman" w:hAnsi="Times New Roman" w:eastAsia="Times New Roman" w:cs="Times New Roman"/>
         </w:rPr>
-        <w:t xml:space="preserve">　B.</w:t>
+        <w:t xml:space="preserve">　</w:t>
+      </w:r>
+    </w:p>
+    <w:p>
+      <w:pPr>
+        <w:pStyle w:val="BodyText"/>
+        <w:ind w:left="480" w:hanging="480"/>
+        <w:spacing w:before="0" w:after="0"/>
+      </w:pPr>
+      <w:r>
+        <w:rPr>
+          <w:rFonts w:ascii="Times New Roman" w:hAnsi="Times New Roman" w:eastAsia="Times New Roman" w:cs="Times New Roman"/>
+        </w:rPr>
+        <w:t xml:space="preserve">B.</w:t>
       </w:r>
       <w:r>
         <w:rPr>
@@ -13932,7 +14683,20 @@
         <w:rPr>
           <w:rFonts w:ascii="Times New Roman" w:hAnsi="Times New Roman" w:eastAsia="Times New Roman" w:cs="Times New Roman"/>
         </w:rPr>
-        <w:t xml:space="preserve">　C.</w:t>
+        <w:t xml:space="preserve">　</w:t>
+      </w:r>
+    </w:p>
+    <w:p>
+      <w:pPr>
+        <w:pStyle w:val="BodyText"/>
+        <w:ind w:left="480" w:hanging="480"/>
+        <w:spacing w:before="0" w:after="0"/>
+      </w:pPr>
+      <w:r>
+        <w:rPr>
+          <w:rFonts w:ascii="Times New Roman" w:hAnsi="Times New Roman" w:eastAsia="Times New Roman" w:cs="Times New Roman"/>
+        </w:rPr>
+        <w:t xml:space="preserve">C.</w:t>
       </w:r>
       <w:r>
         <w:rPr>
@@ -14032,7 +14796,20 @@
         <w:rPr>
           <w:rFonts w:ascii="Times New Roman" w:hAnsi="Times New Roman" w:eastAsia="Times New Roman" w:cs="Times New Roman"/>
         </w:rPr>
-        <w:t xml:space="preserve">　D.</w:t>
+        <w:t xml:space="preserve">　</w:t>
+      </w:r>
+    </w:p>
+    <w:p>
+      <w:pPr>
+        <w:pStyle w:val="BodyText"/>
+        <w:ind w:left="480" w:hanging="480"/>
+        <w:spacing w:before="0" w:after="180"/>
+      </w:pPr>
+      <w:r>
+        <w:rPr>
+          <w:rFonts w:ascii="Times New Roman" w:hAnsi="Times New Roman" w:eastAsia="Times New Roman" w:cs="Times New Roman"/>
+        </w:rPr>
+        <w:t xml:space="preserve">D.</w:t>
       </w:r>
       <w:r>
         <w:rPr>
@@ -14067,6 +14844,16 @@
         </m:r>
       </m:oMath>
     </w:p>
+    <w:p>
+      <w:pPr>
+        <w:spacing w:before="0" w:after="0"/>
+      </w:pPr>
+    </w:p>
+    <w:p>
+      <w:pPr>
+        <w:spacing w:before="0" w:after="0"/>
+      </w:pPr>
+    </w:p>
     <w:bookmarkEnd w:id="71"/>
     <w:bookmarkStart w:id="72" w:name="第-22-题"/>
     <w:p>
@@ -14442,6 +15229,46 @@
         </w:rPr>
         <w:t>。</w:t>
       </w:r>
+    </w:p>
+    <w:p>
+      <w:pPr>
+        <w:spacing w:before="0" w:after="0"/>
+      </w:pPr>
+    </w:p>
+    <w:p>
+      <w:pPr>
+        <w:spacing w:before="0" w:after="0"/>
+      </w:pPr>
+    </w:p>
+    <w:p>
+      <w:pPr>
+        <w:spacing w:before="0" w:after="0"/>
+      </w:pPr>
+    </w:p>
+    <w:p>
+      <w:pPr>
+        <w:spacing w:before="0" w:after="0"/>
+      </w:pPr>
+    </w:p>
+    <w:p>
+      <w:pPr>
+        <w:spacing w:before="0" w:after="0"/>
+      </w:pPr>
+    </w:p>
+    <w:p>
+      <w:pPr>
+        <w:spacing w:before="0" w:after="0"/>
+      </w:pPr>
+    </w:p>
+    <w:p>
+      <w:pPr>
+        <w:spacing w:before="0" w:after="0"/>
+      </w:pPr>
+    </w:p>
+    <w:p>
+      <w:pPr>
+        <w:spacing w:before="0" w:after="0"/>
+      </w:pPr>
     </w:p>
     <w:bookmarkEnd w:id="72"/>
     <w:bookmarkStart w:id="73" w:name="第-23-题"/>
@@ -16853,6 +17680,46 @@
         <w:t>____。</w:t>
       </w:r>
     </w:p>
+    <w:p>
+      <w:pPr>
+        <w:spacing w:before="0" w:after="0"/>
+      </w:pPr>
+    </w:p>
+    <w:p>
+      <w:pPr>
+        <w:spacing w:before="0" w:after="0"/>
+      </w:pPr>
+    </w:p>
+    <w:p>
+      <w:pPr>
+        <w:spacing w:before="0" w:after="0"/>
+      </w:pPr>
+    </w:p>
+    <w:p>
+      <w:pPr>
+        <w:spacing w:before="0" w:after="0"/>
+      </w:pPr>
+    </w:p>
+    <w:p>
+      <w:pPr>
+        <w:spacing w:before="0" w:after="0"/>
+      </w:pPr>
+    </w:p>
+    <w:p>
+      <w:pPr>
+        <w:spacing w:before="0" w:after="0"/>
+      </w:pPr>
+    </w:p>
+    <w:p>
+      <w:pPr>
+        <w:spacing w:before="0" w:after="0"/>
+      </w:pPr>
+    </w:p>
+    <w:p>
+      <w:pPr>
+        <w:spacing w:before="0" w:after="0"/>
+      </w:pPr>
+    </w:p>
     <w:bookmarkEnd w:id="73"/>
     <w:bookmarkStart w:id="74" w:name="第-24-题"/>
     <w:p>
@@ -17619,6 +18486,46 @@
         <w:t>：____。</w:t>
       </w:r>
     </w:p>
+    <w:p>
+      <w:pPr>
+        <w:spacing w:before="0" w:after="0"/>
+      </w:pPr>
+    </w:p>
+    <w:p>
+      <w:pPr>
+        <w:spacing w:before="0" w:after="0"/>
+      </w:pPr>
+    </w:p>
+    <w:p>
+      <w:pPr>
+        <w:spacing w:before="0" w:after="0"/>
+      </w:pPr>
+    </w:p>
+    <w:p>
+      <w:pPr>
+        <w:spacing w:before="0" w:after="0"/>
+      </w:pPr>
+    </w:p>
+    <w:p>
+      <w:pPr>
+        <w:spacing w:before="0" w:after="0"/>
+      </w:pPr>
+    </w:p>
+    <w:p>
+      <w:pPr>
+        <w:spacing w:before="0" w:after="0"/>
+      </w:pPr>
+    </w:p>
+    <w:p>
+      <w:pPr>
+        <w:spacing w:before="0" w:after="0"/>
+      </w:pPr>
+    </w:p>
+    <w:p>
+      <w:pPr>
+        <w:spacing w:before="0" w:after="0"/>
+      </w:pPr>
+    </w:p>
     <w:bookmarkEnd w:id="74"/>
     <w:bookmarkStart w:id="75" w:name="第-25-题"/>
     <w:p>
@@ -18084,6 +18991,46 @@
         </w:rPr>
         <w:t>。</w:t>
       </w:r>
+    </w:p>
+    <w:p>
+      <w:pPr>
+        <w:spacing w:before="0" w:after="0"/>
+      </w:pPr>
+    </w:p>
+    <w:p>
+      <w:pPr>
+        <w:spacing w:before="0" w:after="0"/>
+      </w:pPr>
+    </w:p>
+    <w:p>
+      <w:pPr>
+        <w:spacing w:before="0" w:after="0"/>
+      </w:pPr>
+    </w:p>
+    <w:p>
+      <w:pPr>
+        <w:spacing w:before="0" w:after="0"/>
+      </w:pPr>
+    </w:p>
+    <w:p>
+      <w:pPr>
+        <w:spacing w:before="0" w:after="0"/>
+      </w:pPr>
+    </w:p>
+    <w:p>
+      <w:pPr>
+        <w:spacing w:before="0" w:after="0"/>
+      </w:pPr>
+    </w:p>
+    <w:p>
+      <w:pPr>
+        <w:spacing w:before="0" w:after="0"/>
+      </w:pPr>
+    </w:p>
+    <w:p>
+      <w:pPr>
+        <w:spacing w:before="0" w:after="0"/>
+      </w:pPr>
     </w:p>
     <w:p>
       <w:pPr>

--- a/00-首页/题组Word/专项卷/二分册/专项卷IV-学生版.docx
+++ b/00-首页/题组Word/专项卷/二分册/专项卷IV-学生版.docx
@@ -4585,8 +4585,8 @@
     <w:p>
       <w:pPr>
         <w:pStyle w:val="FirstParagraph"/>
+        <w:spacing w:before="0" w:after="0"/>
         <w:ind w:left="480" w:hanging="480"/>
-        <w:spacing w:after="0"/>
       </w:pPr>
       <w:r>
         <w:rPr>
@@ -4718,8 +4718,8 @@
     <w:p>
       <w:pPr>
         <w:pStyle w:val="FirstParagraph"/>
+        <w:spacing w:before="0" w:after="0"/>
         <w:ind w:left="480" w:hanging="480"/>
-        <w:spacing w:before="0" w:after="0"/>
       </w:pPr>
       <w:r>
         <w:rPr>
@@ -4789,8 +4789,8 @@
     <w:p>
       <w:pPr>
         <w:pStyle w:val="FirstParagraph"/>
+        <w:spacing w:before="0" w:after="0"/>
         <w:ind w:left="480" w:hanging="480"/>
-        <w:spacing w:before="0" w:after="0"/>
       </w:pPr>
       <w:r>
         <w:rPr>
@@ -4860,8 +4860,8 @@
     <w:p>
       <w:pPr>
         <w:pStyle w:val="FirstParagraph"/>
+        <w:spacing w:before="0" w:after="0"/>
         <w:ind w:left="480" w:hanging="480"/>
-        <w:spacing w:before="0" w:after="0"/>
       </w:pPr>
       <w:r>
         <w:rPr>
@@ -4931,8 +4931,8 @@
     <w:p>
       <w:pPr>
         <w:pStyle w:val="FirstParagraph"/>
+        <w:spacing w:before="0" w:after="0"/>
         <w:ind w:left="480" w:hanging="480"/>
-        <w:spacing w:before="0" w:after="180"/>
       </w:pPr>
       <w:r>
         <w:rPr>
@@ -5154,8 +5154,8 @@
     <w:p>
       <w:pPr>
         <w:pStyle w:val="FirstParagraph"/>
+        <w:spacing w:before="0" w:after="0"/>
         <w:ind w:left="480" w:hanging="480"/>
-        <w:spacing w:after="0"/>
       </w:pPr>
       <w:r>
         <w:rPr>
@@ -5179,20 +5179,45 @@
     <w:p>
       <w:pPr>
         <w:pStyle w:val="FirstParagraph"/>
+        <w:spacing w:before="0" w:after="0"/>
         <w:ind w:left="480" w:hanging="480"/>
+      </w:pPr>
+      <w:r>
+        <w:rPr>
+          <w:rFonts w:ascii="Times New Roman" w:hAnsi="Times New Roman" w:eastAsia="Times New Roman" w:cs="Times New Roman"/>
+        </w:rPr>
+        <w:t xml:space="preserve">B. </w:t>
+      </w:r>
+      <w:r>
+        <w:rPr>
+          <w:rFonts w:hint="eastAsia" w:ascii="Times New Roman" w:hAnsi="Times New Roman" w:eastAsia="FangSong" w:cs="Times New Roman"/>
+        </w:rPr>
+        <w:t xml:space="preserve">淀粉水解的最终产物是葡萄糖</w:t>
+      </w:r>
+      <w:r>
+        <w:rPr>
+          <w:rFonts w:ascii="Times New Roman" w:hAnsi="Times New Roman" w:eastAsia="Times New Roman" w:cs="Times New Roman"/>
+        </w:rPr>
+        <w:t xml:space="preserve"> </w:t>
+      </w:r>
+    </w:p>
+    <w:p>
+      <w:pPr>
+        <w:pStyle w:val="FirstParagraph"/>
         <w:spacing w:before="0" w:after="0"/>
-      </w:pPr>
-      <w:r>
-        <w:rPr>
-          <w:rFonts w:ascii="Times New Roman" w:hAnsi="Times New Roman" w:eastAsia="Times New Roman" w:cs="Times New Roman"/>
-        </w:rPr>
-        <w:t xml:space="preserve">B. </w:t>
-      </w:r>
-      <w:r>
-        <w:rPr>
-          <w:rFonts w:hint="eastAsia" w:ascii="Times New Roman" w:hAnsi="Times New Roman" w:eastAsia="FangSong" w:cs="Times New Roman"/>
-        </w:rPr>
-        <w:t xml:space="preserve">淀粉水解的最终产物是葡萄糖</w:t>
+        <w:ind w:left="480" w:hanging="480"/>
+      </w:pPr>
+      <w:r>
+        <w:rPr>
+          <w:rFonts w:ascii="Times New Roman" w:hAnsi="Times New Roman" w:eastAsia="Times New Roman" w:cs="Times New Roman"/>
+        </w:rPr>
+        <w:t xml:space="preserve">C. </w:t>
+      </w:r>
+      <w:r>
+        <w:rPr>
+          <w:rFonts w:hint="eastAsia" w:ascii="Times New Roman" w:hAnsi="Times New Roman" w:eastAsia="FangSong" w:cs="Times New Roman"/>
+        </w:rPr>
+        <w:t xml:space="preserve">葡萄糖能发生氧化反应和水解反应</w:t>
       </w:r>
       <w:r>
         <w:rPr>
@@ -5204,33 +5229,8 @@
     <w:p>
       <w:pPr>
         <w:pStyle w:val="FirstParagraph"/>
+        <w:spacing w:before="0" w:after="0"/>
         <w:ind w:left="480" w:hanging="480"/>
-        <w:spacing w:before="0" w:after="0"/>
-      </w:pPr>
-      <w:r>
-        <w:rPr>
-          <w:rFonts w:ascii="Times New Roman" w:hAnsi="Times New Roman" w:eastAsia="Times New Roman" w:cs="Times New Roman"/>
-        </w:rPr>
-        <w:t xml:space="preserve">C. </w:t>
-      </w:r>
-      <w:r>
-        <w:rPr>
-          <w:rFonts w:hint="eastAsia" w:ascii="Times New Roman" w:hAnsi="Times New Roman" w:eastAsia="FangSong" w:cs="Times New Roman"/>
-        </w:rPr>
-        <w:t xml:space="preserve">葡萄糖能发生氧化反应和水解反应</w:t>
-      </w:r>
-      <w:r>
-        <w:rPr>
-          <w:rFonts w:ascii="Times New Roman" w:hAnsi="Times New Roman" w:eastAsia="Times New Roman" w:cs="Times New Roman"/>
-        </w:rPr>
-        <w:t xml:space="preserve"> </w:t>
-      </w:r>
-    </w:p>
-    <w:p>
-      <w:pPr>
-        <w:pStyle w:val="FirstParagraph"/>
-        <w:ind w:left="480" w:hanging="480"/>
-        <w:spacing w:before="0" w:after="180"/>
       </w:pPr>
       <w:r>
         <w:rPr>
@@ -5479,8 +5479,8 @@
     <w:p>
       <w:pPr>
         <w:pStyle w:val="BodyText"/>
+        <w:spacing w:before="0" w:after="0"/>
         <w:ind w:left="480" w:hanging="480"/>
-        <w:spacing w:after="0"/>
       </w:pPr>
       <w:r>
         <w:rPr>
@@ -5541,8 +5541,8 @@
     <w:p>
       <w:pPr>
         <w:pStyle w:val="BodyText"/>
+        <w:spacing w:before="0" w:after="0"/>
         <w:ind w:left="480" w:hanging="480"/>
-        <w:spacing w:before="0" w:after="0"/>
       </w:pPr>
       <w:r>
         <w:rPr>
@@ -5589,8 +5589,8 @@
     <w:p>
       <w:pPr>
         <w:pStyle w:val="BodyText"/>
+        <w:spacing w:before="0" w:after="0"/>
         <w:ind w:left="480" w:hanging="480"/>
-        <w:spacing w:before="0" w:after="0"/>
       </w:pPr>
       <w:r>
         <w:rPr>
@@ -5637,8 +5637,8 @@
     <w:p>
       <w:pPr>
         <w:pStyle w:val="BodyText"/>
+        <w:spacing w:before="0" w:after="0"/>
         <w:ind w:left="480" w:hanging="480"/>
-        <w:spacing w:before="0" w:after="180"/>
       </w:pPr>
       <w:r>
         <w:rPr>
@@ -5800,8 +5800,8 @@
     <w:p>
       <w:pPr>
         <w:pStyle w:val="FirstParagraph"/>
+        <w:spacing w:before="0" w:after="0"/>
         <w:ind w:left="480" w:hanging="480"/>
-        <w:spacing w:after="0"/>
       </w:pPr>
       <w:r>
         <w:rPr>
@@ -5946,8 +5946,8 @@
     <w:p>
       <w:pPr>
         <w:pStyle w:val="FirstParagraph"/>
+        <w:spacing w:before="0" w:after="0"/>
         <w:ind w:left="480" w:hanging="480"/>
-        <w:spacing w:before="0" w:after="0"/>
       </w:pPr>
       <w:r>
         <w:rPr>
@@ -6035,8 +6035,8 @@
     <w:p>
       <w:pPr>
         <w:pStyle w:val="FirstParagraph"/>
+        <w:spacing w:before="0" w:after="0"/>
         <w:ind w:left="480" w:hanging="480"/>
-        <w:spacing w:before="0" w:after="0"/>
       </w:pPr>
       <w:r>
         <w:rPr>
@@ -6163,8 +6163,8 @@
     <w:p>
       <w:pPr>
         <w:pStyle w:val="FirstParagraph"/>
+        <w:spacing w:before="0" w:after="0"/>
         <w:ind w:left="480" w:hanging="480"/>
-        <w:spacing w:before="0" w:after="0"/>
       </w:pPr>
       <w:r>
         <w:rPr>
@@ -6288,8 +6288,8 @@
     <w:p>
       <w:pPr>
         <w:pStyle w:val="FirstParagraph"/>
+        <w:spacing w:before="0" w:after="0"/>
         <w:ind w:left="480" w:hanging="480"/>
-        <w:spacing w:before="0" w:after="180"/>
       </w:pPr>
       <w:r>
         <w:rPr>
@@ -7112,8 +7112,8 @@
     <w:p>
       <w:pPr>
         <w:pStyle w:val="FirstParagraph"/>
+        <w:spacing w:before="0" w:after="0"/>
         <w:ind w:left="480" w:hanging="480"/>
-        <w:spacing w:after="0"/>
       </w:pPr>
       <w:r>
         <w:rPr>
@@ -7125,34 +7125,34 @@
     <w:p>
       <w:pPr>
         <w:pStyle w:val="FirstParagraph"/>
+        <w:spacing w:before="0" w:after="0"/>
         <w:ind w:left="480" w:hanging="480"/>
+      </w:pPr>
+      <w:r>
+        <w:rPr>
+          <w:rFonts w:ascii="Times New Roman" w:hAnsi="Times New Roman" w:eastAsia="Times New Roman" w:cs="Times New Roman"/>
+        </w:rPr>
+        <w:t xml:space="preserve">B. 2　　</w:t>
+      </w:r>
+    </w:p>
+    <w:p>
+      <w:pPr>
+        <w:pStyle w:val="FirstParagraph"/>
         <w:spacing w:before="0" w:after="0"/>
-      </w:pPr>
-      <w:r>
-        <w:rPr>
-          <w:rFonts w:ascii="Times New Roman" w:hAnsi="Times New Roman" w:eastAsia="Times New Roman" w:cs="Times New Roman"/>
-        </w:rPr>
-        <w:t xml:space="preserve">B. 2　　</w:t>
+        <w:ind w:left="480" w:hanging="480"/>
+      </w:pPr>
+      <w:r>
+        <w:rPr>
+          <w:rFonts w:ascii="Times New Roman" w:hAnsi="Times New Roman" w:eastAsia="Times New Roman" w:cs="Times New Roman"/>
+        </w:rPr>
+        <w:t xml:space="preserve">C. 1　　</w:t>
       </w:r>
     </w:p>
     <w:p>
       <w:pPr>
         <w:pStyle w:val="FirstParagraph"/>
+        <w:spacing w:before="0" w:after="0"/>
         <w:ind w:left="480" w:hanging="480"/>
-        <w:spacing w:before="0" w:after="0"/>
-      </w:pPr>
-      <w:r>
-        <w:rPr>
-          <w:rFonts w:ascii="Times New Roman" w:hAnsi="Times New Roman" w:eastAsia="Times New Roman" w:cs="Times New Roman"/>
-        </w:rPr>
-        <w:t xml:space="preserve">C. 1　　</w:t>
-      </w:r>
-    </w:p>
-    <w:p>
-      <w:pPr>
-        <w:pStyle w:val="FirstParagraph"/>
-        <w:ind w:left="480" w:hanging="480"/>
-        <w:spacing w:before="0" w:after="180"/>
       </w:pPr>
       <w:r>
         <w:rPr>
@@ -10824,6 +10824,14 @@
         <w:tblStyle w:val="Table"/>
         <w:tblW w:type="pct" w:w="5000"/>
         <w:tblLayout w:type="fixed"/>
+        <w:tblBorders>
+          <w:top w:val="single" w:sz="12" w:space="0" w:color="000000"/>
+          <w:left w:val="none" w:sz="0" w:space="0" w:color="auto"/>
+          <w:bottom w:val="single" w:sz="12" w:space="0" w:color="000000"/>
+          <w:right w:val="none" w:sz="0" w:space="0" w:color="auto"/>
+          <w:insideH w:val="none" w:sz="0" w:space="0" w:color="auto"/>
+          <w:insideV w:val="none" w:sz="0" w:space="0" w:color="auto"/>
+        </w:tblBorders>
         <w:tblLook w:firstRow="1" w:lastRow="0" w:firstColumn="0" w:lastColumn="0" w:noHBand="0" w:noVBand="0" w:val="0020"/>
       </w:tblPr>
       <w:tblGrid>
@@ -10839,7 +10847,11 @@
           <w:tblHeader w:val="on"/>
         </w:trPr>
         <w:tc>
-          <w:tcPr/>
+          <w:tcPr>
+            <w:tcBorders>
+              <w:bottom w:val="single" w:sz="8" w:space="0" w:color="000000"/>
+            </w:tcBorders>
+          </w:tcPr>
           <w:p>
             <w:pPr>
               <w:pStyle w:val="Compact"/>
@@ -10855,7 +10867,11 @@
           </w:p>
         </w:tc>
         <w:tc>
-          <w:tcPr/>
+          <w:tcPr>
+            <w:tcBorders>
+              <w:bottom w:val="single" w:sz="8" w:space="0" w:color="000000"/>
+            </w:tcBorders>
+          </w:tcPr>
           <w:p>
             <w:pPr>
               <w:pStyle w:val="Compact"/>
@@ -10886,7 +10902,11 @@
           </w:p>
         </w:tc>
         <w:tc>
-          <w:tcPr/>
+          <w:tcPr>
+            <w:tcBorders>
+              <w:bottom w:val="single" w:sz="8" w:space="0" w:color="000000"/>
+            </w:tcBorders>
+          </w:tcPr>
           <w:p>
             <w:pPr>
               <w:pStyle w:val="Compact"/>
@@ -10917,7 +10937,11 @@
           </w:p>
         </w:tc>
         <w:tc>
-          <w:tcPr/>
+          <w:tcPr>
+            <w:tcBorders>
+              <w:bottom w:val="single" w:sz="8" w:space="0" w:color="000000"/>
+            </w:tcBorders>
+          </w:tcPr>
           <w:p>
             <w:pPr>
               <w:pStyle w:val="Compact"/>
@@ -10948,7 +10972,11 @@
           </w:p>
         </w:tc>
         <w:tc>
-          <w:tcPr/>
+          <w:tcPr>
+            <w:tcBorders>
+              <w:bottom w:val="single" w:sz="8" w:space="0" w:color="000000"/>
+            </w:tcBorders>
+          </w:tcPr>
           <w:p>
             <w:pPr>
               <w:pStyle w:val="Compact"/>
@@ -10979,7 +11007,11 @@
           </w:p>
         </w:tc>
         <w:tc>
-          <w:tcPr/>
+          <w:tcPr>
+            <w:tcBorders>
+              <w:bottom w:val="single" w:sz="8" w:space="0" w:color="000000"/>
+            </w:tcBorders>
+          </w:tcPr>
           <w:p>
             <w:pPr>
               <w:pStyle w:val="Compact"/>
@@ -14499,8 +14531,8 @@
     <w:p>
       <w:pPr>
         <w:pStyle w:val="BodyText"/>
+        <w:spacing w:before="0" w:after="0"/>
         <w:ind w:left="480" w:hanging="480"/>
-        <w:spacing w:after="0"/>
       </w:pPr>
       <w:r>
         <w:rPr>
@@ -14576,8 +14608,8 @@
     <w:p>
       <w:pPr>
         <w:pStyle w:val="BodyText"/>
+        <w:spacing w:before="0" w:after="0"/>
         <w:ind w:left="480" w:hanging="480"/>
-        <w:spacing w:before="0" w:after="0"/>
       </w:pPr>
       <w:r>
         <w:rPr>
@@ -14689,8 +14721,8 @@
     <w:p>
       <w:pPr>
         <w:pStyle w:val="BodyText"/>
+        <w:spacing w:before="0" w:after="0"/>
         <w:ind w:left="480" w:hanging="480"/>
-        <w:spacing w:before="0" w:after="0"/>
       </w:pPr>
       <w:r>
         <w:rPr>
@@ -14802,8 +14834,8 @@
     <w:p>
       <w:pPr>
         <w:pStyle w:val="BodyText"/>
+        <w:spacing w:before="0" w:after="0"/>
         <w:ind w:left="480" w:hanging="480"/>
-        <w:spacing w:before="0" w:after="180"/>
       </w:pPr>
       <w:r>
         <w:rPr>
@@ -20214,7 +20246,7 @@
     <ns0:rPr>
       <ns0:rFonts ns0:ascii="Times New Roman" ns0:cs="Times New Roman" ns0:eastAsia="SimHei" ns0:hAnsi="Times New Roman"/>
       <ns0:b/>
-      <ns0:color ns0:val="17324D"/>
+      <ns0:color ns0:val="000000"/>
       <ns0:sz ns0:val="44"/>
       <ns0:szCs ns0:val="56"/>
     </ns0:rPr>
@@ -20356,7 +20388,7 @@
     <ns0:rPr>
       <ns0:rFonts ns0:ascii="Times New Roman" ns0:cs="Times New Roman" ns0:eastAsia="SimHei" ns0:hAnsi="Times New Roman"/>
       <ns0:b/>
-      <ns0:color ns0:val="17324D"/>
+      <ns0:color ns0:val="000000"/>
       <ns0:sz ns0:val="32"/>
       <ns0:szCs ns0:val="40"/>
     </ns0:rPr>
@@ -20380,7 +20412,7 @@
     <ns0:rPr>
       <ns0:rFonts ns0:ascii="Times New Roman" ns0:cs="Times New Roman" ns0:eastAsia="SimHei" ns0:hAnsi="Times New Roman"/>
       <ns0:b/>
-      <ns0:color ns0:val="17324D"/>
+      <ns0:color ns0:val="000000"/>
       <ns0:sz ns0:val="28"/>
       <ns0:szCs ns0:val="32"/>
     </ns0:rPr>
@@ -20404,7 +20436,7 @@
     <ns0:rPr>
       <ns0:rFonts ns0:ascii="Times New Roman" ns0:cs="Times New Roman" ns0:eastAsia="SimHei" ns0:hAnsi="Times New Roman"/>
       <ns0:b/>
-      <ns0:color ns0:val="17324D"/>
+      <ns0:color ns0:val="000000"/>
       <ns0:sz ns0:val="25"/>
       <ns0:szCs ns0:val="28"/>
     </ns0:rPr>
